--- a/olga-resume-bigdata.docx
+++ b/olga-resume-bigdata.docx
@@ -2,963 +2,6 @@
 <file path=word/document.xml><?xml version="1.0" encoding="utf-8"?>
 <w:document xmlns:wpc="http://schemas.microsoft.com/office/word/2010/wordprocessingCanvas" xmlns:mo="http://schemas.microsoft.com/office/mac/office/2008/main" xmlns:mc="http://schemas.openxmlformats.org/markup-compatibility/2006" xmlns:mv="urn:schemas-microsoft-com:mac:vml" xmlns:o="urn:schemas-microsoft-com:office:office" xmlns:r="http://schemas.openxmlformats.org/officeDocument/2006/relationships" xmlns:m="http://schemas.openxmlformats.org/officeDocument/2006/math" xmlns:v="urn:schemas-microsoft-com:vml" xmlns:wp14="http://schemas.microsoft.com/office/word/2010/wordprocessingDrawing" xmlns:wp="http://schemas.openxmlformats.org/drawingml/2006/wordprocessingDrawing" xmlns:w10="urn:schemas-microsoft-com:office:word" xmlns:w="http://schemas.openxmlformats.org/wordprocessingml/2006/main" xmlns:w14="http://schemas.microsoft.com/office/word/2010/wordml" xmlns:wpg="http://schemas.microsoft.com/office/word/2010/wordprocessingGroup" xmlns:wpi="http://schemas.microsoft.com/office/word/2010/wordprocessingInk" xmlns:wne="http://schemas.microsoft.com/office/word/2006/wordml" xmlns:wps="http://schemas.microsoft.com/office/word/2010/wordprocessingShape" mc:Ignorable="w14 wp14">
   <w:body>
-    <w:p>
-      <w:pPr>
-        <w:spacing w:after="40" w:before="0"/>
-      </w:pPr>
-      <w:r>
-        <w:rPr>
-          <w:b/>
-          <w:i w:val="0"/>
-          <w:sz w:val="38"/>
-        </w:rPr>
-        <w:t>Ольга Розжаловец</w:t>
-      </w:r>
-    </w:p>
-    <w:p>
-      <w:pPr>
-        <w:spacing w:after="120" w:before="0"/>
-      </w:pPr>
-      <w:r>
-        <w:rPr>
-          <w:b w:val="0"/>
-          <w:i w:val="0"/>
-          <w:color w:val="444444"/>
-          <w:sz w:val="23"/>
-        </w:rPr>
-        <w:t>Стажировка Big Data: Data Analytics / Data Engineering / BI</w:t>
-      </w:r>
-    </w:p>
-    <w:p>
-      <w:pPr>
-        <w:spacing w:after="20" w:before="0"/>
-      </w:pPr>
-      <w:r>
-        <w:rPr>
-          <w:b w:val="0"/>
-          <w:i w:val="0"/>
-          <w:sz w:val="21"/>
-        </w:rPr>
-        <w:t>oljadamovna@gmail.com · +375 29 294-21-82 · Telegram @bolik_olik · Минск, Беларусь</w:t>
-      </w:r>
-    </w:p>
-    <w:p>
-      <w:pPr>
-        <w:spacing w:after="20" w:before="0"/>
-      </w:pPr>
-      <w:r>
-        <w:rPr>
-          <w:b w:val="0"/>
-          <w:i w:val="0"/>
-          <w:sz w:val="21"/>
-        </w:rPr>
-        <w:t>Английский: B1 (Intermediate) по CEFR, скрининг 2025 — общается в профессиональном контексте, задаёт уточняющие вопросы, читает техническую документацию</w:t>
-      </w:r>
-    </w:p>
-    <w:p>
-      <w:pPr>
-        <w:spacing w:after="0" w:before="0"/>
-      </w:pPr>
-      <w:r>
-        <w:rPr>
-          <w:b w:val="0"/>
-          <w:i w:val="0"/>
-          <w:sz w:val="21"/>
-        </w:rPr>
-        <w:t>Портфолио: rozzhalovetsolga.github.io/portfolio · GitHub: github.com/rozzhalovetsolga · LinkedIn: linkedin.com/in/olga-rozzhalovets52967a2a3</w:t>
-      </w:r>
-    </w:p>
-    <w:p>
-      <w:pPr>
-        <w:spacing w:after="80" w:before="260"/>
-      </w:pPr>
-      <w:r>
-        <w:rPr>
-          <w:b/>
-          <w:i w:val="0"/>
-          <w:sz w:val="26"/>
-        </w:rPr>
-        <w:t>Коротко о себе</w:t>
-      </w:r>
-    </w:p>
-    <w:p>
-      <w:pPr>
-        <w:spacing w:after="40" w:before="0"/>
-      </w:pPr>
-      <w:r>
-        <w:rPr>
-          <w:b w:val="0"/>
-          <w:i w:val="0"/>
-          <w:sz w:val="21"/>
-        </w:rPr>
-        <w:t>Полтора года работала с данными в команде, которая строит алгоритмического торгового бота на блокчейне Solana. Писала SQL в ClickHouse и PostgreSQL, анализировала исторические данные на Python, обучала и калибровала модели на LightGBM, собирала дашборды в Grafana. Данные — поток on-chain событий Solana и историческая выборка за много месяцев, распределённый кластер ClickHouse с шардированием. Прошла курс «Аналитик данных с нуля» (SQL, статистика и A/B-тесты, Python, BI). По образованию магистр географических наук: картография, геодезия и ГИС — отсюда привычка к метрикам точности и проверяемым выводам.</w:t>
-      </w:r>
-    </w:p>
-    <w:p>
-      <w:pPr>
-        <w:spacing w:after="80" w:before="260"/>
-      </w:pPr>
-      <w:r>
-        <w:rPr>
-          <w:b/>
-          <w:i w:val="0"/>
-          <w:sz w:val="26"/>
-        </w:rPr>
-        <w:t>Опыт работы</w:t>
-      </w:r>
-    </w:p>
-    <w:p>
-      <w:pPr>
-        <w:spacing w:after="40" w:before="0"/>
-      </w:pPr>
-      <w:r>
-        <w:rPr>
-          <w:b w:val="0"/>
-          <w:i/>
-          <w:color w:val="444444"/>
-          <w:sz w:val="20"/>
-        </w:rPr>
-        <w:t>Опыт работы с данными: 1,5 года. Общий стаж: 5+ лет (проектная и операционная работа). Формат — удалённо.</w:t>
-      </w:r>
-    </w:p>
-    <w:p>
-      <w:pPr>
-        <w:spacing w:before="180" w:after="20"/>
-      </w:pPr>
-      <w:r>
-        <w:rPr>
-          <w:b/>
-          <w:sz w:val="22"/>
-        </w:rPr>
-        <w:t>03.2025 — 09.2026 | Аналитик данных и руководитель проекта, BCH Labs, удалённо</w:t>
-      </w:r>
-    </w:p>
-    <w:p>
-      <w:pPr>
-        <w:spacing w:after="60" w:before="0"/>
-      </w:pPr>
-      <w:r>
-        <w:rPr>
-          <w:b w:val="0"/>
-          <w:i/>
-          <w:color w:val="444444"/>
-          <w:sz w:val="20"/>
-        </w:rPr>
-        <w:t>Алгоритмический торговый бот на блокчейне Solana. Данные: on-chain события и транзакции, исторические выборки за месяцы торгов. Хранилища — ClickHouse (распределённый кластер с шардированием) и PostgreSQL. Команда до 5 человек: DevOps, ML-инженер, Rust-разработчики. 498 коммитов.</w:t>
-      </w:r>
-    </w:p>
-    <w:p>
-      <w:pPr>
-        <w:spacing w:after="20" w:before="120"/>
-      </w:pPr>
-      <w:r>
-        <w:rPr>
-          <w:b/>
-          <w:i w:val="0"/>
-          <w:sz w:val="21"/>
-        </w:rPr>
-        <w:t>Работа с историческими данными и хранилищами</w:t>
-      </w:r>
-    </w:p>
-    <w:p>
-      <w:pPr>
-        <w:spacing w:after="40" w:before="0"/>
-      </w:pPr>
-      <w:r>
-        <w:rPr>
-          <w:b w:val="0"/>
-          <w:i/>
-          <w:color w:val="444444"/>
-          <w:sz w:val="20"/>
-        </w:rPr>
-        <w:t>Задача: собрать и поддерживать историческую базу, на которой считаются признаки, бэктесты и метрики.</w:t>
-      </w:r>
-    </w:p>
-    <w:p>
-      <w:pPr>
-        <w:pStyle w:val="ListBullet"/>
-        <w:spacing w:after="20"/>
-      </w:pPr>
-      <w:r>
-        <w:rPr>
-          <w:sz w:val="21"/>
-        </w:rPr>
-        <w:t>Отвечала за хранилище исторических данных, на котором работает бэктестинг стратегий: структура таблиц, репарсинг сырых транзакций в события, дозагрузка пропущенных периодов по эпохам</w:t>
-      </w:r>
-    </w:p>
-    <w:p>
-      <w:pPr>
-        <w:pStyle w:val="ListBullet"/>
-        <w:spacing w:after="20"/>
-      </w:pPr>
-      <w:r>
-        <w:rPr>
-          <w:sz w:val="21"/>
-        </w:rPr>
-        <w:t>Писала миграции и DDL для ClickHouse: таблицы признаков, разметки кошельков, рыночных метрик; работала с ReplacingMergeTree и Distributed-таблицами</w:t>
-      </w:r>
-    </w:p>
-    <w:p>
-      <w:pPr>
-        <w:pStyle w:val="ListBullet"/>
-        <w:spacing w:after="20"/>
-      </w:pPr>
-      <w:r>
-        <w:rPr>
-          <w:sz w:val="21"/>
-        </w:rPr>
-        <w:t>Читала и писала данные в PostgreSQL и ClickHouse из Python и из продакшн-кода бота</w:t>
-      </w:r>
-    </w:p>
-    <w:p>
-      <w:pPr>
-        <w:pStyle w:val="ListBullet"/>
-        <w:spacing w:after="20"/>
-      </w:pPr>
-      <w:r>
-        <w:rPr>
-          <w:sz w:val="21"/>
-        </w:rPr>
-        <w:t>Нашла и исправила потерю данных в парсере событий: жёстко зашитый индекс инструкции молча отбрасывал строки создания токенов в сессионных таблицах</w:t>
-      </w:r>
-    </w:p>
-    <w:p>
-      <w:pPr>
-        <w:pStyle w:val="ListBullet"/>
-        <w:spacing w:after="20"/>
-      </w:pPr>
-      <w:r>
-        <w:rPr>
-          <w:sz w:val="21"/>
-        </w:rPr>
-        <w:t>Разбиралась с ограничениями распределённого кластера: недоступный DDL-воркер на шарде, Distributed-мутации, обходные пути при работе с одной репликой</w:t>
-      </w:r>
-    </w:p>
-    <w:p>
-      <w:pPr>
-        <w:spacing w:after="20" w:before="120"/>
-      </w:pPr>
-      <w:r>
-        <w:rPr>
-          <w:b/>
-          <w:i w:val="0"/>
-          <w:sz w:val="21"/>
-        </w:rPr>
-        <w:t>Дашборды и BI в Grafana</w:t>
-      </w:r>
-    </w:p>
-    <w:p>
-      <w:pPr>
-        <w:spacing w:after="40" w:before="0"/>
-      </w:pPr>
-      <w:r>
-        <w:rPr>
-          <w:b w:val="0"/>
-          <w:i/>
-          <w:color w:val="444444"/>
-          <w:sz w:val="20"/>
-        </w:rPr>
-        <w:t>Задача: команда должна видеть результаты и здоровье рынка без ручных выгрузок.</w:t>
-      </w:r>
-    </w:p>
-    <w:p>
-      <w:pPr>
-        <w:pStyle w:val="ListBullet"/>
-        <w:spacing w:after="20"/>
-      </w:pPr>
-      <w:r>
-        <w:rPr>
-          <w:sz w:val="21"/>
-        </w:rPr>
-        <w:t>Собрала и вела дашборды: анализ торговой сессии (15 панелей), paper-trading overview (10 панелей), здоровье мемкоин-рынка (10 панелей), бэктест</w:t>
-      </w:r>
-    </w:p>
-    <w:p>
-      <w:pPr>
-        <w:pStyle w:val="ListBullet"/>
-        <w:spacing w:after="20"/>
-      </w:pPr>
-      <w:r>
-        <w:rPr>
-          <w:sz w:val="21"/>
-        </w:rPr>
-        <w:t>Все панели считали метрики запросами к базе — фильтрация и агрегация в SQL, а не в коде приложения</w:t>
-      </w:r>
-    </w:p>
-    <w:p>
-      <w:pPr>
-        <w:pStyle w:val="ListBullet"/>
-        <w:spacing w:after="20"/>
-      </w:pPr>
-      <w:r>
-        <w:rPr>
-          <w:sz w:val="21"/>
-        </w:rPr>
-        <w:t>Починила кросс-табличные джойны на распределённых таблицах через distributed_product_mode='allow' — 28 панелей вернулись из состояния No data</w:t>
-      </w:r>
-    </w:p>
-    <w:p>
-      <w:pPr>
-        <w:pStyle w:val="ListBullet"/>
-        <w:spacing w:after="20"/>
-      </w:pPr>
-      <w:r>
-        <w:rPr>
-          <w:sz w:val="21"/>
-        </w:rPr>
-        <w:t>Вела дашборды через API Grafana, а не ручным редактированием в интерфейсе</w:t>
-      </w:r>
-    </w:p>
-    <w:p>
-      <w:pPr>
-        <w:pStyle w:val="ListBullet"/>
-        <w:spacing w:after="20"/>
-      </w:pPr>
-      <w:r>
-        <w:rPr>
-          <w:b/>
-          <w:sz w:val="21"/>
-        </w:rPr>
-        <w:t xml:space="preserve">Результат: </w:t>
-      </w:r>
-      <w:r>
-        <w:rPr>
-          <w:sz w:val="21"/>
-        </w:rPr>
-        <w:t>PnL, проскальзывание и рыночные метрики стали доступны команде в реальном времени, без ручных выгрузок</w:t>
-      </w:r>
-    </w:p>
-    <w:p>
-      <w:pPr>
-        <w:spacing w:after="20" w:before="120"/>
-      </w:pPr>
-      <w:r>
-        <w:rPr>
-          <w:b/>
-          <w:i w:val="0"/>
-          <w:sz w:val="21"/>
-        </w:rPr>
-        <w:t>Классификатор кошельков (wallet tagger)</w:t>
-      </w:r>
-    </w:p>
-    <w:p>
-      <w:pPr>
-        <w:spacing w:after="40" w:before="0"/>
-      </w:pPr>
-      <w:r>
-        <w:rPr>
-          <w:b w:val="0"/>
-          <w:i/>
-          <w:color w:val="444444"/>
-          <w:sz w:val="20"/>
-        </w:rPr>
-        <w:t>Задача: из потока on-chain событий выделить кошельки, чьи сделки имеет смысл копировать.</w:t>
-      </w:r>
-    </w:p>
-    <w:p>
-      <w:pPr>
-        <w:pStyle w:val="ListBullet"/>
-        <w:spacing w:after="20"/>
-      </w:pPr>
-      <w:r>
-        <w:rPr>
-          <w:sz w:val="21"/>
-        </w:rPr>
-        <w:t>Построила SQL-пайплайн из 12 шагов в ClickHouse: PnL по каждому токену, детект ботов-раундтрипов, агрегация статистики по кошелькам, классификация, гейты по кросс-DEX и off-venue активности, граф переводов и финансирования</w:t>
-      </w:r>
-    </w:p>
-    <w:p>
-      <w:pPr>
-        <w:pStyle w:val="ListBullet"/>
-        <w:spacing w:after="20"/>
-      </w:pPr>
-      <w:r>
-        <w:rPr>
-          <w:sz w:val="21"/>
-        </w:rPr>
-        <w:t>Спроектировала признаки: win rate, profit factor, композитный skill score, мультипликаторы по выигрышным сделкам — считаются на реализованном PnL, а не на бумажном</w:t>
-      </w:r>
-    </w:p>
-    <w:p>
-      <w:pPr>
-        <w:pStyle w:val="ListBullet"/>
-        <w:spacing w:after="20"/>
-      </w:pPr>
-      <w:r>
-        <w:rPr>
-          <w:sz w:val="21"/>
-        </w:rPr>
-        <w:t>Проверила значимость признаков и убрала три бесполезных после проверки на данных</w:t>
-      </w:r>
-    </w:p>
-    <w:p>
-      <w:pPr>
-        <w:pStyle w:val="ListBullet"/>
-        <w:spacing w:after="20"/>
-      </w:pPr>
-      <w:r>
-        <w:rPr>
-          <w:sz w:val="21"/>
-        </w:rPr>
-        <w:t>Сделала повторяемую кросс-проверку разметки через внешний REST API: подтвердила, что среди отобранных кошельков лишь 0,5% ложных</w:t>
-      </w:r>
-    </w:p>
-    <w:p>
-      <w:pPr>
-        <w:pStyle w:val="ListBullet"/>
-        <w:spacing w:after="20"/>
-      </w:pPr>
-      <w:r>
-        <w:rPr>
-          <w:sz w:val="21"/>
-        </w:rPr>
-        <w:t>Написала документацию: глоссарий всех признаков простым языком и дерево решений классификатора</w:t>
-      </w:r>
-    </w:p>
-    <w:p>
-      <w:pPr>
-        <w:pStyle w:val="ListBullet"/>
-        <w:spacing w:after="20"/>
-      </w:pPr>
-      <w:r>
-        <w:rPr>
-          <w:b/>
-          <w:sz w:val="21"/>
-        </w:rPr>
-        <w:t xml:space="preserve">Результат: </w:t>
-      </w:r>
-      <w:r>
-        <w:rPr>
-          <w:sz w:val="21"/>
-        </w:rPr>
-        <w:t>[добавь цифры: сколько кошельков в разметке, сколько классов, какая доля прошла гейты]</w:t>
-      </w:r>
-    </w:p>
-    <w:p>
-      <w:pPr>
-        <w:spacing w:after="20" w:before="120"/>
-      </w:pPr>
-      <w:r>
-        <w:rPr>
-          <w:b/>
-          <w:i w:val="0"/>
-          <w:sz w:val="21"/>
-        </w:rPr>
-        <w:t>ML-модели предсказания миграции токена</w:t>
-      </w:r>
-    </w:p>
-    <w:p>
-      <w:pPr>
-        <w:spacing w:after="40" w:before="0"/>
-      </w:pPr>
-      <w:r>
-        <w:rPr>
-          <w:b w:val="0"/>
-          <w:i/>
-          <w:color w:val="444444"/>
-          <w:sz w:val="20"/>
-        </w:rPr>
-        <w:t>Задача: предсказать, дойдёт ли токен до миграции, и стоит ли по нему входить.</w:t>
-      </w:r>
-    </w:p>
-    <w:p>
-      <w:pPr>
-        <w:pStyle w:val="ListBullet"/>
-        <w:spacing w:after="20"/>
-      </w:pPr>
-      <w:r>
-        <w:rPr>
-          <w:sz w:val="21"/>
-        </w:rPr>
-        <w:t>Обучила четыре версии моделей на LightGBM: подготовка выборки из ClickHouse, обучение, кросс-валидация, калибровка вероятностей</w:t>
-      </w:r>
-    </w:p>
-    <w:p>
-      <w:pPr>
-        <w:pStyle w:val="ListBullet"/>
-        <w:spacing w:after="20"/>
-      </w:pPr>
-      <w:r>
-        <w:rPr>
-          <w:sz w:val="21"/>
-        </w:rPr>
-        <w:t>Признаки — состояние бондинг-кёрва на срезах 10/20/30/40/50% и историческая статистика по токенам и создателям</w:t>
-      </w:r>
-    </w:p>
-    <w:p>
-      <w:pPr>
-        <w:pStyle w:val="ListBullet"/>
-        <w:spacing w:after="20"/>
-      </w:pPr>
-      <w:r>
-        <w:rPr>
-          <w:sz w:val="21"/>
-        </w:rPr>
-        <w:t>Оценивала качество через ROC-AUC, precision-recall и classification report; отдельно считала PnL модели на исторических данных</w:t>
-      </w:r>
-    </w:p>
-    <w:p>
-      <w:pPr>
-        <w:pStyle w:val="ListBullet"/>
-        <w:spacing w:after="20"/>
-      </w:pPr>
-      <w:r>
-        <w:rPr>
-          <w:sz w:val="21"/>
-        </w:rPr>
-        <w:t>Проверяла усечение выборки, чтобы не переоценить модель на выживших токенах</w:t>
-      </w:r>
-    </w:p>
-    <w:p>
-      <w:pPr>
-        <w:pStyle w:val="ListBullet"/>
-        <w:spacing w:after="20"/>
-      </w:pPr>
-      <w:r>
-        <w:rPr>
-          <w:sz w:val="21"/>
-        </w:rPr>
-        <w:t>Провела форвард-тест на 9 сессиях (около 780 сделок): показала, что оптимистичная модель исполнения завышала результат, а на валидированных филлах стратегия убыточна</w:t>
-      </w:r>
-    </w:p>
-    <w:p>
-      <w:pPr>
-        <w:pStyle w:val="ListBullet"/>
-        <w:spacing w:after="20"/>
-      </w:pPr>
-      <w:r>
-        <w:rPr>
-          <w:b/>
-          <w:sz w:val="21"/>
-        </w:rPr>
-        <w:t xml:space="preserve">A/B-эксперимент: </w:t>
-      </w:r>
-      <w:r>
-        <w:rPr>
-          <w:sz w:val="21"/>
-        </w:rPr>
-        <w:t>Спроектировала и разобрала A/B/C/D-эксперимент по параметрам исполнения: свела результаты по армам в таблицу и показала, что различий между армами нет — параметр не является рычагом</w:t>
-      </w:r>
-    </w:p>
-    <w:p>
-      <w:pPr>
-        <w:pStyle w:val="ListBullet"/>
-        <w:spacing w:after="20"/>
-      </w:pPr>
-      <w:r>
-        <w:rPr>
-          <w:b/>
-          <w:sz w:val="21"/>
-        </w:rPr>
-        <w:t xml:space="preserve">Результат: </w:t>
-      </w:r>
-      <w:r>
-        <w:rPr>
-          <w:sz w:val="21"/>
-        </w:rPr>
-        <w:t>количественно закрыла четыре гипотезы улучшения доходности — отбор по порогу, стоп-лосс, тайминг входа, скорость исполнения. Каждая опровергнута на данных, команда не потратила месяцы на ложные направления</w:t>
-      </w:r>
-    </w:p>
-    <w:p>
-      <w:pPr>
-        <w:spacing w:after="20" w:before="120"/>
-      </w:pPr>
-      <w:r>
-        <w:rPr>
-          <w:b/>
-          <w:i w:val="0"/>
-          <w:sz w:val="21"/>
-        </w:rPr>
-        <w:t>Витрина рыночных метрик</w:t>
-      </w:r>
-    </w:p>
-    <w:p>
-      <w:pPr>
-        <w:spacing w:after="40" w:before="0"/>
-      </w:pPr>
-      <w:r>
-        <w:rPr>
-          <w:b w:val="0"/>
-          <w:i/>
-          <w:color w:val="444444"/>
-          <w:sz w:val="20"/>
-        </w:rPr>
-        <w:t>Задача: сравнивать активность площадок и здоровье рынка по эпохам.</w:t>
-      </w:r>
-    </w:p>
-    <w:p>
-      <w:pPr>
-        <w:pStyle w:val="ListBullet"/>
-        <w:spacing w:after="20"/>
-      </w:pPr>
-      <w:r>
-        <w:rPr>
-          <w:sz w:val="21"/>
-        </w:rPr>
-        <w:t>Написала SQL-скрипты и миграции для таблиц рыночных метрик: срезы по эпохам, гистограммы распределений, метрики по лончпадам</w:t>
-      </w:r>
-    </w:p>
-    <w:p>
-      <w:pPr>
-        <w:pStyle w:val="ListBullet"/>
-        <w:spacing w:after="20"/>
-      </w:pPr>
-      <w:r>
-        <w:rPr>
-          <w:sz w:val="21"/>
-        </w:rPr>
-        <w:t>Сделала бэкфилл исторических метрик из внешнего источника (Dune) и python-скрипт слияния выгрузок</w:t>
-      </w:r>
-    </w:p>
-    <w:p>
-      <w:pPr>
-        <w:pStyle w:val="ListBullet"/>
-        <w:spacing w:after="20"/>
-      </w:pPr>
-      <w:r>
-        <w:rPr>
-          <w:sz w:val="21"/>
-        </w:rPr>
-        <w:t>Нашла методологическую ошибку в метрике: показатель считался через устаревшее событие и давал 103,5% — заменила на корректный источник</w:t>
-      </w:r>
-    </w:p>
-    <w:p>
-      <w:pPr>
-        <w:pStyle w:val="ListBullet"/>
-        <w:spacing w:after="20"/>
-      </w:pPr>
-      <w:r>
-        <w:rPr>
-          <w:b/>
-          <w:sz w:val="21"/>
-        </w:rPr>
-        <w:t xml:space="preserve">Результат: </w:t>
-      </w:r>
-      <w:r>
-        <w:rPr>
-          <w:sz w:val="21"/>
-        </w:rPr>
-        <w:t>[добавь: глубина истории в эпохах и объём таблиц]</w:t>
-      </w:r>
-    </w:p>
-    <w:p>
-      <w:pPr>
-        <w:spacing w:after="20" w:before="120"/>
-      </w:pPr>
-      <w:r>
-        <w:rPr>
-          <w:b/>
-          <w:i w:val="0"/>
-          <w:sz w:val="21"/>
-        </w:rPr>
-        <w:t>Найм в команду и процесс отбора</w:t>
-      </w:r>
-    </w:p>
-    <w:p>
-      <w:pPr>
-        <w:spacing w:after="40" w:before="0"/>
-      </w:pPr>
-      <w:r>
-        <w:rPr>
-          <w:b w:val="0"/>
-          <w:i/>
-          <w:color w:val="444444"/>
-          <w:sz w:val="20"/>
-        </w:rPr>
-        <w:t>Задача: закрывать инженерные роли решением по критериям, а не по впечатлению от разговора.</w:t>
-      </w:r>
-    </w:p>
-    <w:p>
-      <w:pPr>
-        <w:pStyle w:val="ListBullet"/>
-        <w:spacing w:after="20"/>
-      </w:pPr>
-      <w:r>
-        <w:rPr>
-          <w:sz w:val="21"/>
-        </w:rPr>
-        <w:t>Составила анкеты кандидатов на две роли — Lead Rust Engineer (Solana) и ML Engineer (Trading) — и собрала их как формы через Google Apps Script</w:t>
-      </w:r>
-    </w:p>
-    <w:p>
-      <w:pPr>
-        <w:pStyle w:val="ListBullet"/>
-        <w:spacing w:after="20"/>
-      </w:pPr>
-      <w:r>
-        <w:rPr>
-          <w:sz w:val="21"/>
-        </w:rPr>
-        <w:t>Написала сценарий первого этапа: лайфкодинг на 40 минут с таймингом для интервьюера и целью увидеть, как кандидат рассуждает, а не только решил ли задачу</w:t>
-      </w:r>
-    </w:p>
-    <w:p>
-      <w:pPr>
-        <w:pStyle w:val="ListBullet"/>
-        <w:spacing w:after="20"/>
-      </w:pPr>
-      <w:r>
-        <w:rPr>
-          <w:sz w:val="21"/>
-        </w:rPr>
-        <w:t>Сделала оценочный чеклист с баллами и проходным порогом, который заполняется во время звонка</w:t>
-      </w:r>
-    </w:p>
-    <w:p>
-      <w:pPr>
-        <w:pStyle w:val="ListBullet"/>
-        <w:spacing w:after="20"/>
-      </w:pPr>
-      <w:r>
-        <w:rPr>
-          <w:sz w:val="21"/>
-        </w:rPr>
-        <w:t>Подготовила блок вопросов для интервью проджект-менеджера — отделить реальную ответственность от формулировок резюме</w:t>
-      </w:r>
-    </w:p>
-    <w:p>
-      <w:pPr>
-        <w:pStyle w:val="ListBullet"/>
-        <w:spacing w:after="20"/>
-      </w:pPr>
-      <w:r>
-        <w:rPr>
-          <w:sz w:val="21"/>
-        </w:rPr>
-        <w:t>Проводила скрининг, интервью и ввод новых сотрудников в работу</w:t>
-      </w:r>
-    </w:p>
-    <w:p>
-      <w:pPr>
-        <w:pStyle w:val="ListBullet"/>
-        <w:spacing w:after="20"/>
-      </w:pPr>
-      <w:r>
-        <w:rPr>
-          <w:sz w:val="21"/>
-        </w:rPr>
-        <w:t>Воронка по вакансии Rust Tech Lead: 107 заполненных анкет, ~35 лайфкодинг-интервью, 9 на втором этапе, 3 на тестовом, 3 найма. Конверсии: анкета в интервью 33%, интервью во второй этап 26%, второй этап в тестовое 33%, тестовое в найм 100%; 36 анкет и 12 интервью на одного нанятого</w:t>
-      </w:r>
-    </w:p>
-    <w:p>
-      <w:pPr>
-        <w:pStyle w:val="ListBullet"/>
-        <w:spacing w:after="20"/>
-      </w:pPr>
-      <w:r>
-        <w:rPr>
-          <w:b/>
-          <w:sz w:val="21"/>
-        </w:rPr>
-        <w:t xml:space="preserve">Результат: </w:t>
-      </w:r>
-      <w:r>
-        <w:rPr>
-          <w:sz w:val="21"/>
-        </w:rPr>
-        <w:t>из одной воронки команда получила трёх человек: тимлида Rust-разработчиков и двух разработчиков уровня middle+. Все трое приняли оффер</w:t>
-      </w:r>
-    </w:p>
-    <w:p>
-      <w:pPr>
-        <w:spacing w:after="20" w:before="120"/>
-      </w:pPr>
-      <w:r>
-        <w:rPr>
-          <w:b/>
-          <w:i w:val="0"/>
-          <w:sz w:val="21"/>
-        </w:rPr>
-        <w:t>Управление проектом</w:t>
-      </w:r>
-    </w:p>
-    <w:p>
-      <w:pPr>
-        <w:spacing w:after="40" w:before="0"/>
-      </w:pPr>
-      <w:r>
-        <w:rPr>
-          <w:b w:val="0"/>
-          <w:i/>
-          <w:color w:val="444444"/>
-          <w:sz w:val="20"/>
-        </w:rPr>
-        <w:t>Задача: команда до 5 человек должна двигаться предсказуемо, а руководитель — видеть статус без сбора данных вручную.</w:t>
-      </w:r>
-    </w:p>
-    <w:p>
-      <w:pPr>
-        <w:pStyle w:val="ListBullet"/>
-        <w:spacing w:after="20"/>
-      </w:pPr>
-      <w:r>
-        <w:rPr>
-          <w:sz w:val="21"/>
-        </w:rPr>
-        <w:t>Собирала недельные спринты: сбор и декомпозиция задач, приоритеты, сроки, разбор итогов</w:t>
-      </w:r>
-    </w:p>
-    <w:p>
-      <w:pPr>
-        <w:pStyle w:val="ListBullet"/>
-        <w:spacing w:after="20"/>
-      </w:pPr>
-      <w:r>
-        <w:rPr>
-          <w:sz w:val="21"/>
-        </w:rPr>
-        <w:t>Проводила ежедневные созвоны и отслеживала прогресс по каждому исполнителю</w:t>
-      </w:r>
-    </w:p>
-    <w:p>
-      <w:pPr>
-        <w:pStyle w:val="ListBullet"/>
-        <w:spacing w:after="20"/>
-      </w:pPr>
-      <w:r>
-        <w:rPr>
-          <w:sz w:val="21"/>
-        </w:rPr>
-        <w:t>Готовила статус по срокам, рискам и упирающимся задачам для руководителя</w:t>
-      </w:r>
-    </w:p>
-    <w:p>
-      <w:pPr>
-        <w:pStyle w:val="ListBullet"/>
-        <w:spacing w:after="20"/>
-      </w:pPr>
-      <w:r>
-        <w:rPr>
-          <w:sz w:val="21"/>
-        </w:rPr>
-        <w:t>Вела документацию и планирование в Notion</w:t>
-      </w:r>
-    </w:p>
-    <w:p>
-      <w:pPr>
-        <w:spacing w:before="180" w:after="20"/>
-      </w:pPr>
-      <w:r>
-        <w:rPr>
-          <w:b/>
-          <w:sz w:val="22"/>
-        </w:rPr>
-        <w:t>[2023] — [2025] | Бизнес-ассистент основателя, ETICO.BY, студия премиального ремонта, Минск</w:t>
-      </w:r>
-    </w:p>
-    <w:p>
-      <w:pPr>
-        <w:spacing w:after="60" w:before="0"/>
-      </w:pPr>
-      <w:r>
-        <w:rPr>
-          <w:b w:val="0"/>
-          <w:i/>
-          <w:color w:val="444444"/>
-          <w:sz w:val="20"/>
-        </w:rPr>
-        <w:t>Просчёт смет, снабжение объектов, найм бригад, платежи и документы. Около 5 объектов в работе одновременно.</w:t>
-      </w:r>
-    </w:p>
-    <w:p>
-      <w:pPr>
-        <w:pStyle w:val="ListBullet"/>
-        <w:spacing w:after="20"/>
-      </w:pPr>
-      <w:r>
-        <w:rPr>
-          <w:sz w:val="21"/>
-        </w:rPr>
-        <w:t>Отвечала за расчёты и деньги: сметы, закупки, платежи — работа, где ошибка в цифрах видна сразу</w:t>
-      </w:r>
-    </w:p>
-    <w:p>
-      <w:pPr>
-        <w:spacing w:before="180" w:after="20"/>
-      </w:pPr>
-      <w:r>
-        <w:rPr>
-          <w:b/>
-          <w:sz w:val="22"/>
-        </w:rPr>
-        <w:t>[2022] — [2024] | Преподаватель картографических дисциплин; редактор, БГУ; картографическое предприятие, Минск</w:t>
-      </w:r>
-    </w:p>
-    <w:p>
-      <w:pPr>
-        <w:pStyle w:val="ListBullet"/>
-        <w:spacing w:after="20"/>
-      </w:pPr>
-      <w:r>
-        <w:rPr>
-          <w:sz w:val="21"/>
-        </w:rPr>
-        <w:t>Вела практические и лабораторные занятия на факультете географии и геоинформатики</w:t>
-      </w:r>
-    </w:p>
-    <w:p>
-      <w:pPr>
-        <w:pStyle w:val="ListBullet"/>
-        <w:spacing w:after="20"/>
-      </w:pPr>
-      <w:r>
-        <w:rPr>
-          <w:sz w:val="21"/>
-        </w:rPr>
-        <w:t>Редактировала картографическую продукцию: работа с геоданными, контроль точности и согласованности</w:t>
-      </w:r>
-    </w:p>
-    <w:p>
-      <w:pPr>
-        <w:spacing w:before="180" w:after="20"/>
-      </w:pPr>
-      <w:r>
-        <w:rPr>
-          <w:b/>
-          <w:sz w:val="22"/>
-        </w:rPr>
-        <w:t>[2017] — [2023] | Ассистент руководителя, онлайн-школа CT-EXPRESS; проекты в инфобизнесе, Минск</w:t>
-      </w:r>
-    </w:p>
-    <w:p>
-      <w:pPr>
-        <w:spacing w:after="60" w:before="0"/>
-      </w:pPr>
-      <w:r>
-        <w:rPr>
-          <w:b w:val="0"/>
-          <w:i/>
-          <w:color w:val="444444"/>
-          <w:sz w:val="20"/>
-        </w:rPr>
-        <w:t>Первая работа с 11 класса: учебные группы и чаты, контент, мероприятия, отчётность по потокам.</w:t>
-      </w:r>
-    </w:p>
-    <w:p>
-      <w:pPr>
-        <w:pStyle w:val="ListBullet"/>
-        <w:spacing w:after="20"/>
-      </w:pPr>
-      <w:r>
-        <w:rPr>
-          <w:sz w:val="21"/>
-        </w:rPr>
-        <w:t>Школа выросла с одного предмета до трёх — русский, биология, английский</w:t>
-      </w:r>
-    </w:p>
-    <w:p>
-      <w:pPr>
-        <w:spacing w:after="80" w:before="260"/>
-      </w:pPr>
-      <w:r>
-        <w:rPr>
-          <w:b/>
-          <w:i w:val="0"/>
-          <w:sz w:val="26"/>
-        </w:rPr>
-        <w:t>Образование</w:t>
-      </w:r>
-    </w:p>
     <w:p>
       <w:pPr>
         <w:spacing w:after="20" w:before="0"/>
@@ -967,323 +10,743 @@
         <w:rPr>
           <w:b/>
           <w:i w:val="0"/>
-          <w:sz w:val="21"/>
+          <w:sz w:val="44"/>
         </w:rPr>
-        <w:t>2017 — 2023 | Белорусский государственный университет</w:t>
+        <w:t>Ольга Розжаловец</w:t>
       </w:r>
     </w:p>
     <w:p>
       <w:pPr>
-        <w:spacing w:after="20" w:before="0"/>
+        <w:spacing w:after="200" w:before="0"/>
       </w:pPr>
       <w:r>
         <w:rPr>
           <w:b w:val="0"/>
           <w:i w:val="0"/>
-          <w:sz w:val="21"/>
+          <w:color w:val="555555"/>
+          <w:sz w:val="24"/>
         </w:rPr>
-        <w:t>Факультет географии и геоинформатики, кафедра геодезии и космоаэрокартографии</w:t>
+        <w:t>Data Analyst / Project Leader</w:t>
       </w:r>
     </w:p>
-    <w:p>
-      <w:pPr>
-        <w:spacing w:after="80" w:before="0"/>
-      </w:pPr>
-      <w:r>
-        <w:rPr>
-          <w:b w:val="0"/>
-          <w:i w:val="0"/>
-          <w:sz w:val="21"/>
-        </w:rPr>
-        <w:t>Направление: картографо-геодезическая деятельность, специалист. Математическая обработка измерений, статистика, ГИС</w:t>
-      </w:r>
-    </w:p>
-    <w:p>
-      <w:pPr>
-        <w:spacing w:after="20" w:before="0"/>
-      </w:pPr>
-      <w:r>
-        <w:rPr>
-          <w:b/>
-          <w:i w:val="0"/>
-          <w:sz w:val="21"/>
-        </w:rPr>
-        <w:t>2022 — 2023 | Белорусский государственный университет, магистратура</w:t>
-      </w:r>
-    </w:p>
-    <w:p>
-      <w:pPr>
-        <w:spacing w:after="40" w:before="0"/>
-      </w:pPr>
-      <w:r>
-        <w:rPr>
-          <w:b w:val="0"/>
-          <w:i w:val="0"/>
-          <w:sz w:val="21"/>
-        </w:rPr>
-        <w:t>Магистр географических наук: землеустройство, кадастры, геодезия, картография, геоматика</w:t>
-      </w:r>
-    </w:p>
-    <w:p>
-      <w:pPr>
-        <w:spacing w:after="80" w:before="260"/>
-      </w:pPr>
-      <w:r>
-        <w:rPr>
-          <w:b/>
-          <w:i w:val="0"/>
-          <w:sz w:val="26"/>
-        </w:rPr>
-        <w:t>Курсы и сертификаты</w:t>
-      </w:r>
-    </w:p>
-    <w:p>
-      <w:pPr>
-        <w:spacing w:after="20" w:before="0"/>
-      </w:pPr>
-      <w:r>
-        <w:rPr>
-          <w:b/>
-          <w:i w:val="0"/>
-          <w:sz w:val="21"/>
-        </w:rPr>
-        <w:t>[2026] | Образовательный центр BELHARD — «Аналитик данных с нуля»</w:t>
-      </w:r>
-    </w:p>
-    <w:p>
-      <w:pPr>
-        <w:spacing w:after="40" w:before="0"/>
-      </w:pPr>
-      <w:r>
-        <w:rPr>
-          <w:b w:val="0"/>
-          <w:i/>
-          <w:color w:val="444444"/>
-          <w:sz w:val="20"/>
-        </w:rPr>
-        <w:t>12 занятий, онлайн, практика на реальных кейсах. Преподаватель — практикующий аналитик данных (финтех, e-commerce, геймдев).</w:t>
-      </w:r>
-    </w:p>
-    <w:p>
-      <w:pPr>
-        <w:pStyle w:val="ListBullet"/>
-        <w:spacing w:after="20"/>
-      </w:pPr>
-      <w:r>
-        <w:rPr>
-          <w:sz w:val="21"/>
-        </w:rPr>
-        <w:t>SQL: выборки, JOIN всех типов, GROUP BY и агрегации, HAVING, подзапросы и CTE, оконные функции (ROW_NUMBER, RANK, LAG/LEAD, агрегаты с OVER), расчёт retention и скользящих средних</w:t>
-      </w:r>
-    </w:p>
-    <w:p>
-      <w:pPr>
-        <w:pStyle w:val="ListBullet"/>
-        <w:spacing w:after="20"/>
-      </w:pPr>
-      <w:r>
-        <w:rPr>
-          <w:sz w:val="21"/>
-        </w:rPr>
-        <w:t>Статистический анализ, проверка гипотез, A/B-тестирование и интерпретация результатов</w:t>
-      </w:r>
-    </w:p>
-    <w:p>
-      <w:pPr>
-        <w:pStyle w:val="ListBullet"/>
-        <w:spacing w:after="20"/>
-      </w:pPr>
-      <w:r>
-        <w:rPr>
-          <w:sz w:val="21"/>
-        </w:rPr>
-        <w:t>Python для обработки, анализа и визуализации данных</w:t>
-      </w:r>
-    </w:p>
-    <w:p>
-      <w:pPr>
-        <w:pStyle w:val="ListBullet"/>
-        <w:spacing w:after="20"/>
-      </w:pPr>
-      <w:r>
-        <w:rPr>
-          <w:sz w:val="21"/>
-        </w:rPr>
-        <w:t>Дашборды в BI-системах; применение ИИ для ускорения аналитических задач</w:t>
-      </w:r>
-    </w:p>
-    <w:p>
-      <w:pPr>
-        <w:pStyle w:val="ListBullet"/>
-        <w:spacing w:after="20"/>
-      </w:pPr>
-      <w:r>
-        <w:rPr>
-          <w:sz w:val="21"/>
-        </w:rPr>
-        <w:t>Сертификат об окончании курса — [подставь дату из сертификата; скан запрошен в учебном центре, придёт на почту]</w:t>
-      </w:r>
-    </w:p>
-    <w:p>
-      <w:pPr>
-        <w:spacing w:after="80" w:before="260"/>
-      </w:pPr>
-      <w:r>
-        <w:rPr>
-          <w:b/>
-          <w:i w:val="0"/>
-          <w:sz w:val="26"/>
-        </w:rPr>
-        <w:t>Навыки</w:t>
-      </w:r>
-    </w:p>
-    <w:p>
-      <w:pPr>
-        <w:spacing w:after="40"/>
-      </w:pPr>
-      <w:r>
-        <w:rPr>
-          <w:b/>
-          <w:sz w:val="21"/>
-        </w:rPr>
-        <w:t xml:space="preserve">SQL: </w:t>
-      </w:r>
-      <w:r>
-        <w:rPr>
-          <w:sz w:val="21"/>
-        </w:rPr>
-        <w:t>ClickHouse и PostgreSQL: JOIN, агрегации, подзапросы и CTE, оконные функции, ReplacingMergeTree, Distributed-таблицы, миграции и DDL, оптимизация тяжёлых запросов</w:t>
-      </w:r>
-    </w:p>
-    <w:p>
-      <w:pPr>
-        <w:spacing w:after="40"/>
-      </w:pPr>
-      <w:r>
-        <w:rPr>
-          <w:b/>
-          <w:sz w:val="21"/>
-        </w:rPr>
-        <w:t xml:space="preserve">Python: </w:t>
-      </w:r>
-      <w:r>
-        <w:rPr>
-          <w:sz w:val="21"/>
-        </w:rPr>
-        <w:t>pandas, numpy, LightGBM, scikit-learn (ROC-AUC, precision-recall, classification report), clickhouse-connect; скрипты анализа, симуляций и загрузки данных</w:t>
-      </w:r>
-    </w:p>
-    <w:p>
-      <w:pPr>
-        <w:spacing w:after="40"/>
-      </w:pPr>
-      <w:r>
-        <w:rPr>
-          <w:b/>
-          <w:sz w:val="21"/>
-        </w:rPr>
-        <w:t xml:space="preserve">Большие и исторические данные: </w:t>
-      </w:r>
-      <w:r>
-        <w:rPr>
-          <w:sz w:val="21"/>
-        </w:rPr>
-        <w:t>распределённый кластер ClickHouse с шардированием, поток on-chain событий Solana, репарсинг и бэкфилл истории по эпохам, внешние источники (Dune, REST API), работа на удалённых Linux-серверах</w:t>
-      </w:r>
-    </w:p>
-    <w:p>
-      <w:pPr>
-        <w:spacing w:after="40"/>
-      </w:pPr>
-      <w:r>
-        <w:rPr>
-          <w:b/>
-          <w:sz w:val="21"/>
-        </w:rPr>
-        <w:t xml:space="preserve">Визуализация и BI: </w:t>
-      </w:r>
-      <w:r>
-        <w:rPr>
-          <w:sz w:val="21"/>
-        </w:rPr>
-        <w:t>Grafana: дашборды и панели на SQL, конфигурация через API, распределённые источники данных</w:t>
-      </w:r>
-    </w:p>
-    <w:p>
-      <w:pPr>
-        <w:spacing w:after="40"/>
-      </w:pPr>
-      <w:r>
-        <w:rPr>
-          <w:b/>
-          <w:sz w:val="21"/>
-        </w:rPr>
-        <w:t xml:space="preserve">Статистика и ML: </w:t>
-      </w:r>
-      <w:r>
-        <w:rPr>
-          <w:sz w:val="21"/>
-        </w:rPr>
-        <w:t>A/B-тестирование и проверка гипотез, базовые ставки и дискриминирующая способность признаков, калибровка вероятностей, кросс-валидация, форвард-тесты, оценка ожидаемой доходности, контроль ошибки выжившего</w:t>
-      </w:r>
-    </w:p>
-    <w:p>
-      <w:pPr>
-        <w:spacing w:after="40"/>
-      </w:pPr>
-      <w:r>
-        <w:rPr>
-          <w:b/>
-          <w:sz w:val="21"/>
-        </w:rPr>
-        <w:t xml:space="preserve">Инженерия: </w:t>
-      </w:r>
-      <w:r>
-        <w:rPr>
-          <w:sz w:val="21"/>
-        </w:rPr>
-        <w:t>Rust — базовый уровень, участие в разработке продакшн-кода; Git и GitHub, Docker, Linux, SSH</w:t>
-      </w:r>
-    </w:p>
-    <w:p>
-      <w:pPr>
-        <w:spacing w:after="40"/>
-      </w:pPr>
-      <w:r>
-        <w:rPr>
-          <w:b/>
-          <w:sz w:val="21"/>
-        </w:rPr>
-        <w:t xml:space="preserve">Управление: </w:t>
-      </w:r>
-      <w:r>
-        <w:rPr>
-          <w:sz w:val="21"/>
-        </w:rPr>
-        <w:t>недельные спринты, приоритизация, ежедневные созвоны, найм и адаптация сотрудников, документация в Notion</w:t>
-      </w:r>
-    </w:p>
-    <w:p>
-      <w:pPr>
-        <w:spacing w:after="40"/>
-      </w:pPr>
-      <w:r>
-        <w:rPr>
-          <w:b/>
-          <w:sz w:val="21"/>
-        </w:rPr>
-        <w:t xml:space="preserve">Языки: </w:t>
-      </w:r>
-      <w:r>
-        <w:rPr>
-          <w:sz w:val="21"/>
-        </w:rPr>
-        <w:t>русский — родной; английский — B1 (Intermediate): переговоры, уточняющие вопросы, техническая и бизнес-лексика</w:t>
-      </w:r>
-    </w:p>
+    <w:tbl>
+      <w:tblPr>
+        <w:tblW w:type="auto" w:w="0"/>
+        <w:jc w:val="left"/>
+        <w:tblLook w:firstColumn="1" w:firstRow="1" w:lastColumn="0" w:lastRow="0" w:noHBand="0" w:noVBand="1" w:val="04A0"/>
+        <w:tblBorders>
+          <w:top w:val="none" w:sz="0"/>
+          <w:left w:val="none" w:sz="0"/>
+          <w:bottom w:val="none" w:sz="0"/>
+          <w:right w:val="none" w:sz="0"/>
+          <w:insideH w:val="none" w:sz="0"/>
+          <w:insideV w:val="none" w:sz="0"/>
+        </w:tblBorders>
+      </w:tblPr>
+      <w:tblGrid>
+        <w:gridCol w:w="5270"/>
+        <w:gridCol w:w="5270"/>
+      </w:tblGrid>
+      <w:tr>
+        <w:tc>
+          <w:tcPr>
+            <w:tcW w:type="dxa" w:w="3175"/>
+          </w:tcPr>
+          <w:p>
+            <w:r/>
+          </w:p>
+          <w:p>
+            <w:pPr>
+              <w:spacing w:after="80" w:before="240"/>
+            </w:pPr>
+            <w:r>
+              <w:rPr>
+                <w:b/>
+                <w:i w:val="0"/>
+                <w:color w:val="1F4E5A"/>
+                <w:sz w:val="19"/>
+              </w:rPr>
+              <w:t>ЛИЧНЫЕ ДАННЫЕ</w:t>
+            </w:r>
+          </w:p>
+          <w:p>
+            <w:pPr>
+              <w:spacing w:after="40" w:before="0"/>
+            </w:pPr>
+            <w:r>
+              <w:rPr>
+                <w:b w:val="0"/>
+                <w:i w:val="0"/>
+                <w:sz w:val="19"/>
+              </w:rPr>
+              <w:t>oljadamovna@gmail.com</w:t>
+            </w:r>
+          </w:p>
+          <w:p>
+            <w:pPr>
+              <w:spacing w:after="40" w:before="0"/>
+            </w:pPr>
+            <w:r>
+              <w:rPr>
+                <w:b w:val="0"/>
+                <w:i w:val="0"/>
+                <w:sz w:val="19"/>
+              </w:rPr>
+              <w:t>+375 29 294-21-82</w:t>
+            </w:r>
+          </w:p>
+          <w:p>
+            <w:pPr>
+              <w:spacing w:after="40" w:before="0"/>
+            </w:pPr>
+            <w:r>
+              <w:rPr>
+                <w:b w:val="0"/>
+                <w:i w:val="0"/>
+                <w:sz w:val="19"/>
+              </w:rPr>
+              <w:t>Минск, Беларусь</w:t>
+            </w:r>
+          </w:p>
+          <w:p>
+            <w:pPr>
+              <w:spacing w:after="40" w:before="0"/>
+            </w:pPr>
+            <w:r>
+              <w:rPr>
+                <w:b w:val="0"/>
+                <w:i w:val="0"/>
+                <w:sz w:val="19"/>
+              </w:rPr>
+              <w:t>@bolik_olik</w:t>
+            </w:r>
+          </w:p>
+          <w:p>
+            <w:pPr>
+              <w:spacing w:after="40" w:before="0"/>
+            </w:pPr>
+            <w:r>
+              <w:rPr>
+                <w:b w:val="0"/>
+                <w:i w:val="0"/>
+                <w:sz w:val="19"/>
+              </w:rPr>
+              <w:t>rozzhalovetsolga.github.io/portfolio</w:t>
+            </w:r>
+          </w:p>
+          <w:p>
+            <w:pPr>
+              <w:spacing w:after="40" w:before="0"/>
+            </w:pPr>
+            <w:r>
+              <w:rPr>
+                <w:b w:val="0"/>
+                <w:i w:val="0"/>
+                <w:sz w:val="19"/>
+              </w:rPr>
+              <w:t>github.com/rozzhalovetsolga</w:t>
+            </w:r>
+          </w:p>
+          <w:p>
+            <w:pPr>
+              <w:spacing w:after="40" w:before="0"/>
+            </w:pPr>
+            <w:r>
+              <w:rPr>
+                <w:b w:val="0"/>
+                <w:i w:val="0"/>
+                <w:sz w:val="19"/>
+              </w:rPr>
+              <w:t>linkedin.com/in/olga-rozzhalovets52967a2a3</w:t>
+            </w:r>
+          </w:p>
+          <w:p>
+            <w:pPr>
+              <w:spacing w:after="40" w:before="0"/>
+            </w:pPr>
+            <w:r>
+              <w:rPr>
+                <w:b w:val="0"/>
+                <w:i w:val="0"/>
+                <w:sz w:val="19"/>
+              </w:rPr>
+              <w:t>Английский: B1 (Intermediate) по CEFR</w:t>
+            </w:r>
+          </w:p>
+          <w:p>
+            <w:pPr>
+              <w:spacing w:after="80" w:before="240"/>
+            </w:pPr>
+            <w:r>
+              <w:rPr>
+                <w:b/>
+                <w:i w:val="0"/>
+                <w:color w:val="1F4E5A"/>
+                <w:sz w:val="19"/>
+              </w:rPr>
+              <w:t>НАВЫКИ</w:t>
+            </w:r>
+          </w:p>
+          <w:p>
+            <w:pPr>
+              <w:spacing w:after="40" w:before="0"/>
+            </w:pPr>
+            <w:r>
+              <w:rPr>
+                <w:b w:val="0"/>
+                <w:i w:val="0"/>
+                <w:sz w:val="19"/>
+              </w:rPr>
+              <w:t>SQL — ClickHouse, PostgreSQL</w:t>
+            </w:r>
+          </w:p>
+          <w:p>
+            <w:pPr>
+              <w:spacing w:after="40" w:before="0"/>
+            </w:pPr>
+            <w:r>
+              <w:rPr>
+                <w:b w:val="0"/>
+                <w:i w:val="0"/>
+                <w:sz w:val="19"/>
+              </w:rPr>
+              <w:t>Python — pandas, numpy</w:t>
+            </w:r>
+          </w:p>
+          <w:p>
+            <w:pPr>
+              <w:spacing w:after="40" w:before="0"/>
+            </w:pPr>
+            <w:r>
+              <w:rPr>
+                <w:b w:val="0"/>
+                <w:i w:val="0"/>
+                <w:sz w:val="19"/>
+              </w:rPr>
+              <w:t>LightGBM, scikit-learn</w:t>
+            </w:r>
+          </w:p>
+          <w:p>
+            <w:pPr>
+              <w:spacing w:after="40" w:before="0"/>
+            </w:pPr>
+            <w:r>
+              <w:rPr>
+                <w:b w:val="0"/>
+                <w:i w:val="0"/>
+                <w:sz w:val="19"/>
+              </w:rPr>
+              <w:t>Grafana</w:t>
+            </w:r>
+          </w:p>
+          <w:p>
+            <w:pPr>
+              <w:spacing w:after="40" w:before="0"/>
+            </w:pPr>
+            <w:r>
+              <w:rPr>
+                <w:b w:val="0"/>
+                <w:i w:val="0"/>
+                <w:sz w:val="19"/>
+              </w:rPr>
+              <w:t>Rust — базовый</w:t>
+            </w:r>
+          </w:p>
+          <w:p>
+            <w:pPr>
+              <w:spacing w:after="40" w:before="0"/>
+            </w:pPr>
+            <w:r>
+              <w:rPr>
+                <w:b w:val="0"/>
+                <w:i w:val="0"/>
+                <w:sz w:val="19"/>
+              </w:rPr>
+              <w:t>Git, Docker, Linux</w:t>
+            </w:r>
+          </w:p>
+          <w:p>
+            <w:pPr>
+              <w:spacing w:after="40" w:before="0"/>
+            </w:pPr>
+            <w:r>
+              <w:rPr>
+                <w:b w:val="0"/>
+                <w:i w:val="0"/>
+                <w:sz w:val="19"/>
+              </w:rPr>
+              <w:t>Notion</w:t>
+            </w:r>
+          </w:p>
+          <w:p>
+            <w:pPr>
+              <w:spacing w:after="40" w:before="0"/>
+            </w:pPr>
+            <w:r>
+              <w:rPr>
+                <w:b w:val="0"/>
+                <w:i w:val="0"/>
+                <w:sz w:val="19"/>
+              </w:rPr>
+              <w:t>A/B-тесты, статистика</w:t>
+            </w:r>
+          </w:p>
+          <w:p>
+            <w:pPr>
+              <w:spacing w:after="80" w:before="240"/>
+            </w:pPr>
+            <w:r>
+              <w:rPr>
+                <w:b/>
+                <w:i w:val="0"/>
+                <w:color w:val="1F4E5A"/>
+                <w:sz w:val="19"/>
+              </w:rPr>
+              <w:t>ЯЗЫКИ</w:t>
+            </w:r>
+          </w:p>
+          <w:p>
+            <w:pPr>
+              <w:spacing w:after="40" w:before="0"/>
+            </w:pPr>
+            <w:r>
+              <w:rPr>
+                <w:b w:val="0"/>
+                <w:i w:val="0"/>
+                <w:sz w:val="19"/>
+              </w:rPr>
+              <w:t>русский — родной</w:t>
+            </w:r>
+          </w:p>
+          <w:p>
+            <w:pPr>
+              <w:spacing w:after="40" w:before="0"/>
+            </w:pPr>
+            <w:r>
+              <w:rPr>
+                <w:b w:val="0"/>
+                <w:i w:val="0"/>
+                <w:sz w:val="19"/>
+              </w:rPr>
+              <w:t>английский — B1</w:t>
+            </w:r>
+          </w:p>
+        </w:tc>
+        <w:tc>
+          <w:tcPr>
+            <w:tcW w:type="dxa" w:w="7030"/>
+          </w:tcPr>
+          <w:p>
+            <w:r/>
+          </w:p>
+          <w:p>
+            <w:pPr>
+              <w:spacing w:after="100" w:before="260"/>
+            </w:pPr>
+            <w:r>
+              <w:rPr>
+                <w:b/>
+                <w:i w:val="0"/>
+                <w:color w:val="1F4E5A"/>
+                <w:sz w:val="26"/>
+              </w:rPr>
+              <w:t>Профиль</w:t>
+            </w:r>
+          </w:p>
+          <w:p>
+            <w:pPr>
+              <w:spacing w:after="40" w:before="0"/>
+            </w:pPr>
+            <w:r>
+              <w:rPr>
+                <w:b w:val="0"/>
+                <w:i w:val="0"/>
+                <w:sz w:val="19"/>
+              </w:rPr>
+              <w:t>Полтора года работала с данными в команде, которая строит алгоритмического торгового бота на блокчейне Solana. Писала SQL в ClickHouse и PostgreSQL, анализировала исторические данные на Python, обучала модели на LightGBM, собирала дашборды в Grafana. Данные — поток on-chain событий Solana и историческая выборка за месяцы торгов, распределённый кластер ClickHouse с шардированием. Прошла курс «Аналитик данных с нуля»: SQL, статистика и A/B-тесты, Python, BI. По образованию магистр географических наук — математическая обработка измерений, ГИС.</w:t>
+            </w:r>
+          </w:p>
+          <w:p>
+            <w:pPr>
+              <w:spacing w:after="100" w:before="260"/>
+            </w:pPr>
+            <w:r>
+              <w:rPr>
+                <w:b/>
+                <w:i w:val="0"/>
+                <w:color w:val="1F4E5A"/>
+                <w:sz w:val="26"/>
+              </w:rPr>
+              <w:t>Опыт работы</w:t>
+            </w:r>
+          </w:p>
+          <w:p>
+            <w:pPr>
+              <w:spacing w:after="20" w:before="180"/>
+            </w:pPr>
+            <w:r>
+              <w:rPr>
+                <w:b/>
+                <w:i w:val="0"/>
+                <w:sz w:val="23"/>
+              </w:rPr>
+              <w:t>Аналитик данных и руководитель проекта</w:t>
+            </w:r>
+          </w:p>
+          <w:p>
+            <w:pPr>
+              <w:spacing w:after="60" w:before="0"/>
+            </w:pPr>
+            <w:r>
+              <w:rPr>
+                <w:b w:val="0"/>
+                <w:i w:val="0"/>
+                <w:color w:val="555555"/>
+                <w:sz w:val="19"/>
+              </w:rPr>
+              <w:t>BCH Labs, удалённо · март 2025 — сентябрь 2026</w:t>
+            </w:r>
+          </w:p>
+          <w:p>
+            <w:pPr>
+              <w:spacing w:after="80" w:before="0"/>
+            </w:pPr>
+            <w:r>
+              <w:rPr>
+                <w:b w:val="0"/>
+                <w:i/>
+                <w:color w:val="555555"/>
+                <w:sz w:val="19"/>
+              </w:rPr>
+              <w:t>Алгоритмический торговый бот на блокчейне Solana. Данные: on-chain события и транзакции, исторические выборки за месяцы торгов. Хранилища — ClickHouse (распределённый кластер с шардированием) и PostgreSQL. Команда до 5 человек: DevOps, ML-инженер, Rust-разработчики.</w:t>
+            </w:r>
+          </w:p>
+          <w:p>
+            <w:pPr>
+              <w:spacing w:after="20" w:before="120"/>
+            </w:pPr>
+            <w:r>
+              <w:rPr>
+                <w:b/>
+                <w:i w:val="0"/>
+                <w:sz w:val="19"/>
+              </w:rPr>
+              <w:t>Исторические данные и хранилища.</w:t>
+            </w:r>
+          </w:p>
+          <w:p>
+            <w:pPr>
+              <w:spacing w:after="40" w:before="0"/>
+            </w:pPr>
+            <w:r>
+              <w:rPr>
+                <w:b w:val="0"/>
+                <w:i w:val="0"/>
+                <w:sz w:val="19"/>
+              </w:rPr>
+              <w:t>Отвечала за хранилище исторических данных, на котором считаются признаки, бэктесты и метрики: структура таблиц, репарсинг сырых транзакций в события, дозагрузка пропущенных периодов по эпохам. Писала миграции и DDL для ClickHouse — таблицы признаков, разметки кошельков, рыночных метрик; работала с ReplacingMergeTree и Distributed-таблицами. Читала и писала данные из Python и из продакшн-кода.</w:t>
+            </w:r>
+          </w:p>
+          <w:p>
+            <w:pPr>
+              <w:spacing w:after="20" w:before="120"/>
+            </w:pPr>
+            <w:r>
+              <w:rPr>
+                <w:b/>
+                <w:i w:val="0"/>
+                <w:sz w:val="19"/>
+              </w:rPr>
+              <w:t>Дашборды в Grafana.</w:t>
+            </w:r>
+          </w:p>
+          <w:p>
+            <w:pPr>
+              <w:spacing w:after="40" w:before="0"/>
+            </w:pPr>
+            <w:r>
+              <w:rPr>
+                <w:b w:val="0"/>
+                <w:i w:val="0"/>
+                <w:sz w:val="19"/>
+              </w:rPr>
+              <w:t>Собрала и вела три дашборда: анализ торговой сессии (15 панелей), paper-trading overview (10), здоровье мемкоин-рынка (10). Все панели считают метрики запросами к базе — фильтрация и агрегация в SQL, а не в коде. Конфигурация через API Grafana. Починила кросс-табличные джойны на распределённых таблицах: 28 панелей вернулись из состояния No data. Результат: PnL, проскальзывание и рыночные метрики стали доступны команде в реальном времени, без ручных выгрузок.</w:t>
+            </w:r>
+          </w:p>
+          <w:p>
+            <w:pPr>
+              <w:spacing w:after="20" w:before="120"/>
+            </w:pPr>
+            <w:r>
+              <w:rPr>
+                <w:b/>
+                <w:i w:val="0"/>
+                <w:sz w:val="19"/>
+              </w:rPr>
+              <w:t>Классификатор кошельков.</w:t>
+            </w:r>
+          </w:p>
+          <w:p>
+            <w:pPr>
+              <w:spacing w:after="40" w:before="0"/>
+            </w:pPr>
+            <w:r>
+              <w:rPr>
+                <w:b w:val="0"/>
+                <w:i w:val="0"/>
+                <w:sz w:val="19"/>
+              </w:rPr>
+              <w:t>Задача — из потока on-chain событий выделить кошельки, чьи сделки имеет смысл копировать. Построила SQL-пайплайн из 12 шагов в ClickHouse: PnL по каждому токену, детект ботов-раундтрипов, агрегация статистики, классификация, гейты по кросс-DEX и off-venue активности, граф переводов и финансирования. Спроектировала признаки: win rate, profit factor, композитный skill score на реализованном PnL. Кросс-проверка разметки через внешний REST API: лишь 0,5% ложных срабатываний.</w:t>
+            </w:r>
+          </w:p>
+          <w:p>
+            <w:pPr>
+              <w:spacing w:after="20" w:before="120"/>
+            </w:pPr>
+            <w:r>
+              <w:rPr>
+                <w:b/>
+                <w:i w:val="0"/>
+                <w:sz w:val="19"/>
+              </w:rPr>
+              <w:t>ML-модели предсказания миграции токена.</w:t>
+            </w:r>
+          </w:p>
+          <w:p>
+            <w:pPr>
+              <w:spacing w:after="40" w:before="0"/>
+            </w:pPr>
+            <w:r>
+              <w:rPr>
+                <w:b w:val="0"/>
+                <w:i w:val="0"/>
+                <w:sz w:val="19"/>
+              </w:rPr>
+              <w:t>Обучила четыре версии моделей на LightGBM: выборка из ClickHouse, обучение, кросс-валидация, калибровка вероятностей. Оценка через ROC-AUC и precision-recall, отдельно — PnL модели на истории. Проверяла усечение выборки, чтобы не переоценить модель на выживших токенах. Форвард-тест на 9 сессиях и ~780 сделках показал завышение результата оптимистичной моделью исполнения.</w:t>
+            </w:r>
+          </w:p>
+          <w:p>
+            <w:pPr>
+              <w:spacing w:after="20" w:before="120"/>
+            </w:pPr>
+            <w:r>
+              <w:rPr>
+                <w:b/>
+                <w:i w:val="0"/>
+                <w:sz w:val="19"/>
+              </w:rPr>
+              <w:t>Витрина рыночных метрик и A/B-эксперименты.</w:t>
+            </w:r>
+          </w:p>
+          <w:p>
+            <w:pPr>
+              <w:spacing w:after="40" w:before="0"/>
+            </w:pPr>
+            <w:r>
+              <w:rPr>
+                <w:b w:val="0"/>
+                <w:i w:val="0"/>
+                <w:sz w:val="19"/>
+              </w:rPr>
+              <w:t>SQL-скрипты и миграции для таблиц рыночных метрик: срезы по эпохам, гистограммы распределений, метрики по площадкам, бэкфилл истории из внешнего источника. Нашла методологическую ошибку в метрике выпусков — показатель давал 103,5% — и заменила источник. Спроектировала A/B/C/D-эксперимент по параметрам исполнения и количественно закрыла четыре гипотезы роста доходности: команда не потратила месяцы на ложные направления.</w:t>
+            </w:r>
+          </w:p>
+          <w:p>
+            <w:pPr>
+              <w:spacing w:after="20" w:before="180"/>
+            </w:pPr>
+            <w:r>
+              <w:rPr>
+                <w:b/>
+                <w:i w:val="0"/>
+                <w:sz w:val="23"/>
+              </w:rPr>
+              <w:t>Бизнес-ассистент основателя</w:t>
+            </w:r>
+          </w:p>
+          <w:p>
+            <w:pPr>
+              <w:spacing w:after="60" w:before="0"/>
+            </w:pPr>
+            <w:r>
+              <w:rPr>
+                <w:b w:val="0"/>
+                <w:i w:val="0"/>
+                <w:color w:val="555555"/>
+                <w:sz w:val="19"/>
+              </w:rPr>
+              <w:t>ETICO.BY, студия премиального ремонта, Минск · 2023 — 2025</w:t>
+            </w:r>
+          </w:p>
+          <w:p>
+            <w:pPr>
+              <w:spacing w:after="80" w:before="0"/>
+            </w:pPr>
+            <w:r>
+              <w:rPr>
+                <w:b w:val="0"/>
+                <w:i/>
+                <w:color w:val="555555"/>
+                <w:sz w:val="19"/>
+              </w:rPr>
+              <w:t>Просчёт смет, снабжение объектов, найм бригад, платежи и документы. До 5 объектов в работе одновременно.</w:t>
+            </w:r>
+          </w:p>
+          <w:p>
+            <w:pPr>
+              <w:spacing w:after="20" w:before="180"/>
+            </w:pPr>
+            <w:r>
+              <w:rPr>
+                <w:b/>
+                <w:i w:val="0"/>
+                <w:sz w:val="23"/>
+              </w:rPr>
+              <w:t>Ассистент руководителя</w:t>
+            </w:r>
+          </w:p>
+          <w:p>
+            <w:pPr>
+              <w:spacing w:after="60" w:before="0"/>
+            </w:pPr>
+            <w:r>
+              <w:rPr>
+                <w:b w:val="0"/>
+                <w:i w:val="0"/>
+                <w:color w:val="555555"/>
+                <w:sz w:val="19"/>
+              </w:rPr>
+              <w:t>онлайн-школа CT-EXPRESS, инфобизнес, психологические группы · 2017 — 2025</w:t>
+            </w:r>
+          </w:p>
+          <w:p>
+            <w:pPr>
+              <w:spacing w:after="80" w:before="0"/>
+            </w:pPr>
+            <w:r>
+              <w:rPr>
+                <w:b w:val="0"/>
+                <w:i/>
+                <w:color w:val="555555"/>
+                <w:sz w:val="19"/>
+              </w:rPr>
+              <w:t>Первая работа с 11 класса: учебные группы и потоки, контент, мероприятия, техническое ведение групп в GetCourse и Zoom.</w:t>
+            </w:r>
+          </w:p>
+          <w:p>
+            <w:pPr>
+              <w:spacing w:after="100" w:before="260"/>
+            </w:pPr>
+            <w:r>
+              <w:rPr>
+                <w:b/>
+                <w:i w:val="0"/>
+                <w:color w:val="1F4E5A"/>
+                <w:sz w:val="26"/>
+              </w:rPr>
+              <w:t>Образование</w:t>
+            </w:r>
+          </w:p>
+          <w:p>
+            <w:pPr>
+              <w:spacing w:after="20" w:before="0"/>
+            </w:pPr>
+            <w:r>
+              <w:rPr>
+                <w:b/>
+                <w:i w:val="0"/>
+                <w:sz w:val="21"/>
+              </w:rPr>
+              <w:t>Магистр географических наук: картография, геодезия и ГИС</w:t>
+            </w:r>
+          </w:p>
+          <w:p>
+            <w:pPr>
+              <w:spacing w:after="40" w:before="0"/>
+            </w:pPr>
+            <w:r>
+              <w:rPr>
+                <w:b w:val="0"/>
+                <w:i w:val="0"/>
+                <w:color w:val="555555"/>
+                <w:sz w:val="19"/>
+              </w:rPr>
+              <w:t>Белорусский государственный университет, Минск · 2017 — 2023</w:t>
+            </w:r>
+          </w:p>
+          <w:p>
+            <w:pPr>
+              <w:spacing w:after="40" w:before="0"/>
+            </w:pPr>
+            <w:r>
+              <w:rPr>
+                <w:b w:val="0"/>
+                <w:i w:val="0"/>
+                <w:sz w:val="19"/>
+              </w:rPr>
+              <w:t>Факультет географии и геоинформатики, кафедра геодезии и космоаэрокартографии. Картографо-геодезическая деятельность, специалист. Преподавала картографические дисциплины на факультете.</w:t>
+            </w:r>
+          </w:p>
+          <w:p>
+            <w:pPr>
+              <w:spacing w:after="100" w:before="260"/>
+            </w:pPr>
+            <w:r>
+              <w:rPr>
+                <w:b/>
+                <w:i w:val="0"/>
+                <w:color w:val="1F4E5A"/>
+                <w:sz w:val="26"/>
+              </w:rPr>
+              <w:t>Курсы</w:t>
+            </w:r>
+          </w:p>
+          <w:p>
+            <w:pPr>
+              <w:spacing w:after="20" w:before="0"/>
+            </w:pPr>
+            <w:r>
+              <w:rPr>
+                <w:b/>
+                <w:i w:val="0"/>
+                <w:sz w:val="21"/>
+              </w:rPr>
+              <w:t>Аналитик данных с нуля — Образовательный центр BELHARD, 2026</w:t>
+            </w:r>
+          </w:p>
+          <w:p>
+            <w:pPr>
+              <w:spacing w:after="40" w:before="0"/>
+            </w:pPr>
+            <w:r>
+              <w:rPr>
+                <w:b w:val="0"/>
+                <w:i w:val="0"/>
+                <w:color w:val="555555"/>
+                <w:sz w:val="19"/>
+              </w:rPr>
+              <w:t>12 занятий, онлайн, сертификат об окончании.</w:t>
+            </w:r>
+          </w:p>
+          <w:p>
+            <w:pPr>
+              <w:spacing w:after="40" w:before="0"/>
+            </w:pPr>
+            <w:r>
+              <w:rPr>
+                <w:b w:val="0"/>
+                <w:i w:val="0"/>
+                <w:sz w:val="19"/>
+              </w:rPr>
+              <w:t>SQL: JOIN всех типов, GROUP BY и агрегации, HAVING, подзапросы и CTE, оконные функции, расчёт retention и скользящих средних. Статистика, проверка гипотез и A/B-тесты. Python для обработки, анализа и визуализации. Дашборды в BI-системах, ИИ в аналитических задачах.</w:t>
+            </w:r>
+          </w:p>
+        </w:tc>
+      </w:tr>
+    </w:tbl>
     <w:sectPr>
       <w:pgSz w:w="12240" w:h="15840"/>
-      <w:pgMar w:top="1440" w:right="1800" w:bottom="1440" w:left="1800" w:header="720" w:footer="720" w:gutter="0"/>
+      <w:pgMar w:top="680" w:right="850" w:bottom="680" w:left="850" w:header="720" w:footer="720" w:gutter="0"/>
       <w:cols w:space="720"/>
       <w:docGrid w:linePitch="360"/>
     </w:sectPr>
@@ -1655,11 +1118,11 @@
     <w:qFormat/>
     <w:rsid w:val="00FC693F"/>
     <w:pPr>
-      <w:spacing w:after="40" w:line="254" w:lineRule="auto"/>
+      <w:spacing w:after="40" w:line="252" w:lineRule="auto"/>
     </w:pPr>
     <w:rPr>
       <w:rFonts w:ascii="Calibri" w:hAnsi="Calibri"/>
-      <w:sz w:val="21"/>
+      <w:sz w:val="19"/>
     </w:rPr>
   </w:style>
   <w:style w:type="paragraph" w:styleId="Header">

--- a/olga-resume-bigdata.docx
+++ b/olga-resume-bigdata.docx
@@ -10,743 +10,750 @@
         <w:rPr>
           <w:b/>
           <w:i w:val="0"/>
-          <w:sz w:val="44"/>
+          <w:sz w:val="30"/>
         </w:rPr>
         <w:t>Ольга Розжаловец</w:t>
       </w:r>
     </w:p>
     <w:p>
       <w:pPr>
-        <w:spacing w:after="200" w:before="0"/>
+        <w:spacing w:after="0" w:before="0"/>
       </w:pPr>
       <w:r>
         <w:rPr>
           <w:b w:val="0"/>
           <w:i w:val="0"/>
-          <w:color w:val="555555"/>
-          <w:sz w:val="24"/>
+          <w:sz w:val="18"/>
         </w:rPr>
-        <w:t>Data Analyst / Project Leader</w:t>
+        <w:t>oljadamovna@gmail.com · Тел. +375 29 294-21-82 · Telegram @bolik_olik · Минск, Беларусь</w:t>
       </w:r>
     </w:p>
-    <w:tbl>
-      <w:tblPr>
-        <w:tblW w:type="auto" w:w="0"/>
-        <w:jc w:val="left"/>
-        <w:tblLook w:firstColumn="1" w:firstRow="1" w:lastColumn="0" w:lastRow="0" w:noHBand="0" w:noVBand="1" w:val="04A0"/>
-        <w:tblBorders>
-          <w:top w:val="none" w:sz="0"/>
-          <w:left w:val="none" w:sz="0"/>
-          <w:bottom w:val="none" w:sz="0"/>
-          <w:right w:val="none" w:sz="0"/>
-          <w:insideH w:val="none" w:sz="0"/>
-          <w:insideV w:val="none" w:sz="0"/>
-        </w:tblBorders>
-      </w:tblPr>
-      <w:tblGrid>
-        <w:gridCol w:w="5270"/>
-        <w:gridCol w:w="5270"/>
-      </w:tblGrid>
-      <w:tr>
-        <w:tc>
-          <w:tcPr>
-            <w:tcW w:type="dxa" w:w="3175"/>
-          </w:tcPr>
-          <w:p>
-            <w:r/>
-          </w:p>
-          <w:p>
-            <w:pPr>
-              <w:spacing w:after="80" w:before="240"/>
-            </w:pPr>
-            <w:r>
-              <w:rPr>
-                <w:b/>
-                <w:i w:val="0"/>
-                <w:color w:val="1F4E5A"/>
-                <w:sz w:val="19"/>
-              </w:rPr>
-              <w:t>ЛИЧНЫЕ ДАННЫЕ</w:t>
-            </w:r>
-          </w:p>
-          <w:p>
-            <w:pPr>
-              <w:spacing w:after="40" w:before="0"/>
-            </w:pPr>
-            <w:r>
-              <w:rPr>
-                <w:b w:val="0"/>
-                <w:i w:val="0"/>
-                <w:sz w:val="19"/>
-              </w:rPr>
-              <w:t>oljadamovna@gmail.com</w:t>
-            </w:r>
-          </w:p>
-          <w:p>
-            <w:pPr>
-              <w:spacing w:after="40" w:before="0"/>
-            </w:pPr>
-            <w:r>
-              <w:rPr>
-                <w:b w:val="0"/>
-                <w:i w:val="0"/>
-                <w:sz w:val="19"/>
-              </w:rPr>
-              <w:t>+375 29 294-21-82</w:t>
-            </w:r>
-          </w:p>
-          <w:p>
-            <w:pPr>
-              <w:spacing w:after="40" w:before="0"/>
-            </w:pPr>
-            <w:r>
-              <w:rPr>
-                <w:b w:val="0"/>
-                <w:i w:val="0"/>
-                <w:sz w:val="19"/>
-              </w:rPr>
-              <w:t>Минск, Беларусь</w:t>
-            </w:r>
-          </w:p>
-          <w:p>
-            <w:pPr>
-              <w:spacing w:after="40" w:before="0"/>
-            </w:pPr>
-            <w:r>
-              <w:rPr>
-                <w:b w:val="0"/>
-                <w:i w:val="0"/>
-                <w:sz w:val="19"/>
-              </w:rPr>
-              <w:t>@bolik_olik</w:t>
-            </w:r>
-          </w:p>
-          <w:p>
-            <w:pPr>
-              <w:spacing w:after="40" w:before="0"/>
-            </w:pPr>
-            <w:r>
-              <w:rPr>
-                <w:b w:val="0"/>
-                <w:i w:val="0"/>
-                <w:sz w:val="19"/>
-              </w:rPr>
-              <w:t>rozzhalovetsolga.github.io/portfolio</w:t>
-            </w:r>
-          </w:p>
-          <w:p>
-            <w:pPr>
-              <w:spacing w:after="40" w:before="0"/>
-            </w:pPr>
-            <w:r>
-              <w:rPr>
-                <w:b w:val="0"/>
-                <w:i w:val="0"/>
-                <w:sz w:val="19"/>
-              </w:rPr>
-              <w:t>github.com/rozzhalovetsolga</w:t>
-            </w:r>
-          </w:p>
-          <w:p>
-            <w:pPr>
-              <w:spacing w:after="40" w:before="0"/>
-            </w:pPr>
-            <w:r>
-              <w:rPr>
-                <w:b w:val="0"/>
-                <w:i w:val="0"/>
-                <w:sz w:val="19"/>
-              </w:rPr>
-              <w:t>linkedin.com/in/olga-rozzhalovets52967a2a3</w:t>
-            </w:r>
-          </w:p>
-          <w:p>
-            <w:pPr>
-              <w:spacing w:after="40" w:before="0"/>
-            </w:pPr>
-            <w:r>
-              <w:rPr>
-                <w:b w:val="0"/>
-                <w:i w:val="0"/>
-                <w:sz w:val="19"/>
-              </w:rPr>
-              <w:t>Английский: B1 (Intermediate) по CEFR</w:t>
-            </w:r>
-          </w:p>
-          <w:p>
-            <w:pPr>
-              <w:spacing w:after="80" w:before="240"/>
-            </w:pPr>
-            <w:r>
-              <w:rPr>
-                <w:b/>
-                <w:i w:val="0"/>
-                <w:color w:val="1F4E5A"/>
-                <w:sz w:val="19"/>
-              </w:rPr>
-              <w:t>НАВЫКИ</w:t>
-            </w:r>
-          </w:p>
-          <w:p>
-            <w:pPr>
-              <w:spacing w:after="40" w:before="0"/>
-            </w:pPr>
-            <w:r>
-              <w:rPr>
-                <w:b w:val="0"/>
-                <w:i w:val="0"/>
-                <w:sz w:val="19"/>
-              </w:rPr>
-              <w:t>SQL — ClickHouse, PostgreSQL</w:t>
-            </w:r>
-          </w:p>
-          <w:p>
-            <w:pPr>
-              <w:spacing w:after="40" w:before="0"/>
-            </w:pPr>
-            <w:r>
-              <w:rPr>
-                <w:b w:val="0"/>
-                <w:i w:val="0"/>
-                <w:sz w:val="19"/>
-              </w:rPr>
-              <w:t>Python — pandas, numpy</w:t>
-            </w:r>
-          </w:p>
-          <w:p>
-            <w:pPr>
-              <w:spacing w:after="40" w:before="0"/>
-            </w:pPr>
-            <w:r>
-              <w:rPr>
-                <w:b w:val="0"/>
-                <w:i w:val="0"/>
-                <w:sz w:val="19"/>
-              </w:rPr>
-              <w:t>LightGBM, scikit-learn</w:t>
-            </w:r>
-          </w:p>
-          <w:p>
-            <w:pPr>
-              <w:spacing w:after="40" w:before="0"/>
-            </w:pPr>
-            <w:r>
-              <w:rPr>
-                <w:b w:val="0"/>
-                <w:i w:val="0"/>
-                <w:sz w:val="19"/>
-              </w:rPr>
-              <w:t>Grafana</w:t>
-            </w:r>
-          </w:p>
-          <w:p>
-            <w:pPr>
-              <w:spacing w:after="40" w:before="0"/>
-            </w:pPr>
-            <w:r>
-              <w:rPr>
-                <w:b w:val="0"/>
-                <w:i w:val="0"/>
-                <w:sz w:val="19"/>
-              </w:rPr>
-              <w:t>Rust — базовый</w:t>
-            </w:r>
-          </w:p>
-          <w:p>
-            <w:pPr>
-              <w:spacing w:after="40" w:before="0"/>
-            </w:pPr>
-            <w:r>
-              <w:rPr>
-                <w:b w:val="0"/>
-                <w:i w:val="0"/>
-                <w:sz w:val="19"/>
-              </w:rPr>
-              <w:t>Git, Docker, Linux</w:t>
-            </w:r>
-          </w:p>
-          <w:p>
-            <w:pPr>
-              <w:spacing w:after="40" w:before="0"/>
-            </w:pPr>
-            <w:r>
-              <w:rPr>
-                <w:b w:val="0"/>
-                <w:i w:val="0"/>
-                <w:sz w:val="19"/>
-              </w:rPr>
-              <w:t>Notion</w:t>
-            </w:r>
-          </w:p>
-          <w:p>
-            <w:pPr>
-              <w:spacing w:after="40" w:before="0"/>
-            </w:pPr>
-            <w:r>
-              <w:rPr>
-                <w:b w:val="0"/>
-                <w:i w:val="0"/>
-                <w:sz w:val="19"/>
-              </w:rPr>
-              <w:t>A/B-тесты, статистика</w:t>
-            </w:r>
-          </w:p>
-          <w:p>
-            <w:pPr>
-              <w:spacing w:after="80" w:before="240"/>
-            </w:pPr>
-            <w:r>
-              <w:rPr>
-                <w:b/>
-                <w:i w:val="0"/>
-                <w:color w:val="1F4E5A"/>
-                <w:sz w:val="19"/>
-              </w:rPr>
-              <w:t>ЯЗЫКИ</w:t>
-            </w:r>
-          </w:p>
-          <w:p>
-            <w:pPr>
-              <w:spacing w:after="40" w:before="0"/>
-            </w:pPr>
-            <w:r>
-              <w:rPr>
-                <w:b w:val="0"/>
-                <w:i w:val="0"/>
-                <w:sz w:val="19"/>
-              </w:rPr>
-              <w:t>русский — родной</w:t>
-            </w:r>
-          </w:p>
-          <w:p>
-            <w:pPr>
-              <w:spacing w:after="40" w:before="0"/>
-            </w:pPr>
-            <w:r>
-              <w:rPr>
-                <w:b w:val="0"/>
-                <w:i w:val="0"/>
-                <w:sz w:val="19"/>
-              </w:rPr>
-              <w:t>английский — B1</w:t>
-            </w:r>
-          </w:p>
-        </w:tc>
-        <w:tc>
-          <w:tcPr>
-            <w:tcW w:type="dxa" w:w="7030"/>
-          </w:tcPr>
-          <w:p>
-            <w:r/>
-          </w:p>
-          <w:p>
-            <w:pPr>
-              <w:spacing w:after="100" w:before="260"/>
-            </w:pPr>
-            <w:r>
-              <w:rPr>
-                <w:b/>
-                <w:i w:val="0"/>
-                <w:color w:val="1F4E5A"/>
-                <w:sz w:val="26"/>
-              </w:rPr>
-              <w:t>Профиль</w:t>
-            </w:r>
-          </w:p>
-          <w:p>
-            <w:pPr>
-              <w:spacing w:after="40" w:before="0"/>
-            </w:pPr>
-            <w:r>
-              <w:rPr>
-                <w:b w:val="0"/>
-                <w:i w:val="0"/>
-                <w:sz w:val="19"/>
-              </w:rPr>
-              <w:t>Полтора года работала с данными в команде, которая строит алгоритмического торгового бота на блокчейне Solana. Писала SQL в ClickHouse и PostgreSQL, анализировала исторические данные на Python, обучала модели на LightGBM, собирала дашборды в Grafana. Данные — поток on-chain событий Solana и историческая выборка за месяцы торгов, распределённый кластер ClickHouse с шардированием. Прошла курс «Аналитик данных с нуля»: SQL, статистика и A/B-тесты, Python, BI. По образованию магистр географических наук — математическая обработка измерений, ГИС.</w:t>
-            </w:r>
-          </w:p>
-          <w:p>
-            <w:pPr>
-              <w:spacing w:after="100" w:before="260"/>
-            </w:pPr>
-            <w:r>
-              <w:rPr>
-                <w:b/>
-                <w:i w:val="0"/>
-                <w:color w:val="1F4E5A"/>
-                <w:sz w:val="26"/>
-              </w:rPr>
-              <w:t>Опыт работы</w:t>
-            </w:r>
-          </w:p>
-          <w:p>
-            <w:pPr>
-              <w:spacing w:after="20" w:before="180"/>
-            </w:pPr>
-            <w:r>
-              <w:rPr>
-                <w:b/>
-                <w:i w:val="0"/>
-                <w:sz w:val="23"/>
-              </w:rPr>
-              <w:t>Аналитик данных и руководитель проекта</w:t>
-            </w:r>
-          </w:p>
-          <w:p>
-            <w:pPr>
-              <w:spacing w:after="60" w:before="0"/>
-            </w:pPr>
-            <w:r>
-              <w:rPr>
-                <w:b w:val="0"/>
-                <w:i w:val="0"/>
-                <w:color w:val="555555"/>
-                <w:sz w:val="19"/>
-              </w:rPr>
-              <w:t>BCH Labs, удалённо · март 2025 — сентябрь 2026</w:t>
-            </w:r>
-          </w:p>
-          <w:p>
-            <w:pPr>
-              <w:spacing w:after="80" w:before="0"/>
-            </w:pPr>
-            <w:r>
-              <w:rPr>
-                <w:b w:val="0"/>
-                <w:i/>
-                <w:color w:val="555555"/>
-                <w:sz w:val="19"/>
-              </w:rPr>
-              <w:t>Алгоритмический торговый бот на блокчейне Solana. Данные: on-chain события и транзакции, исторические выборки за месяцы торгов. Хранилища — ClickHouse (распределённый кластер с шардированием) и PostgreSQL. Команда до 5 человек: DevOps, ML-инженер, Rust-разработчики.</w:t>
-            </w:r>
-          </w:p>
-          <w:p>
-            <w:pPr>
-              <w:spacing w:after="20" w:before="120"/>
-            </w:pPr>
-            <w:r>
-              <w:rPr>
-                <w:b/>
-                <w:i w:val="0"/>
-                <w:sz w:val="19"/>
-              </w:rPr>
-              <w:t>Исторические данные и хранилища.</w:t>
-            </w:r>
-          </w:p>
-          <w:p>
-            <w:pPr>
-              <w:spacing w:after="40" w:before="0"/>
-            </w:pPr>
-            <w:r>
-              <w:rPr>
-                <w:b w:val="0"/>
-                <w:i w:val="0"/>
-                <w:sz w:val="19"/>
-              </w:rPr>
-              <w:t>Отвечала за хранилище исторических данных, на котором считаются признаки, бэктесты и метрики: структура таблиц, репарсинг сырых транзакций в события, дозагрузка пропущенных периодов по эпохам. Писала миграции и DDL для ClickHouse — таблицы признаков, разметки кошельков, рыночных метрик; работала с ReplacingMergeTree и Distributed-таблицами. Читала и писала данные из Python и из продакшн-кода.</w:t>
-            </w:r>
-          </w:p>
-          <w:p>
-            <w:pPr>
-              <w:spacing w:after="20" w:before="120"/>
-            </w:pPr>
-            <w:r>
-              <w:rPr>
-                <w:b/>
-                <w:i w:val="0"/>
-                <w:sz w:val="19"/>
-              </w:rPr>
-              <w:t>Дашборды в Grafana.</w:t>
-            </w:r>
-          </w:p>
-          <w:p>
-            <w:pPr>
-              <w:spacing w:after="40" w:before="0"/>
-            </w:pPr>
-            <w:r>
-              <w:rPr>
-                <w:b w:val="0"/>
-                <w:i w:val="0"/>
-                <w:sz w:val="19"/>
-              </w:rPr>
-              <w:t>Собрала и вела три дашборда: анализ торговой сессии (15 панелей), paper-trading overview (10), здоровье мемкоин-рынка (10). Все панели считают метрики запросами к базе — фильтрация и агрегация в SQL, а не в коде. Конфигурация через API Grafana. Починила кросс-табличные джойны на распределённых таблицах: 28 панелей вернулись из состояния No data. Результат: PnL, проскальзывание и рыночные метрики стали доступны команде в реальном времени, без ручных выгрузок.</w:t>
-            </w:r>
-          </w:p>
-          <w:p>
-            <w:pPr>
-              <w:spacing w:after="20" w:before="120"/>
-            </w:pPr>
-            <w:r>
-              <w:rPr>
-                <w:b/>
-                <w:i w:val="0"/>
-                <w:sz w:val="19"/>
-              </w:rPr>
-              <w:t>Классификатор кошельков.</w:t>
-            </w:r>
-          </w:p>
-          <w:p>
-            <w:pPr>
-              <w:spacing w:after="40" w:before="0"/>
-            </w:pPr>
-            <w:r>
-              <w:rPr>
-                <w:b w:val="0"/>
-                <w:i w:val="0"/>
-                <w:sz w:val="19"/>
-              </w:rPr>
-              <w:t>Задача — из потока on-chain событий выделить кошельки, чьи сделки имеет смысл копировать. Построила SQL-пайплайн из 12 шагов в ClickHouse: PnL по каждому токену, детект ботов-раундтрипов, агрегация статистики, классификация, гейты по кросс-DEX и off-venue активности, граф переводов и финансирования. Спроектировала признаки: win rate, profit factor, композитный skill score на реализованном PnL. Кросс-проверка разметки через внешний REST API: лишь 0,5% ложных срабатываний.</w:t>
-            </w:r>
-          </w:p>
-          <w:p>
-            <w:pPr>
-              <w:spacing w:after="20" w:before="120"/>
-            </w:pPr>
-            <w:r>
-              <w:rPr>
-                <w:b/>
-                <w:i w:val="0"/>
-                <w:sz w:val="19"/>
-              </w:rPr>
-              <w:t>ML-модели предсказания миграции токена.</w:t>
-            </w:r>
-          </w:p>
-          <w:p>
-            <w:pPr>
-              <w:spacing w:after="40" w:before="0"/>
-            </w:pPr>
-            <w:r>
-              <w:rPr>
-                <w:b w:val="0"/>
-                <w:i w:val="0"/>
-                <w:sz w:val="19"/>
-              </w:rPr>
-              <w:t>Обучила четыре версии моделей на LightGBM: выборка из ClickHouse, обучение, кросс-валидация, калибровка вероятностей. Оценка через ROC-AUC и precision-recall, отдельно — PnL модели на истории. Проверяла усечение выборки, чтобы не переоценить модель на выживших токенах. Форвард-тест на 9 сессиях и ~780 сделках показал завышение результата оптимистичной моделью исполнения.</w:t>
-            </w:r>
-          </w:p>
-          <w:p>
-            <w:pPr>
-              <w:spacing w:after="20" w:before="120"/>
-            </w:pPr>
-            <w:r>
-              <w:rPr>
-                <w:b/>
-                <w:i w:val="0"/>
-                <w:sz w:val="19"/>
-              </w:rPr>
-              <w:t>Витрина рыночных метрик и A/B-эксперименты.</w:t>
-            </w:r>
-          </w:p>
-          <w:p>
-            <w:pPr>
-              <w:spacing w:after="40" w:before="0"/>
-            </w:pPr>
-            <w:r>
-              <w:rPr>
-                <w:b w:val="0"/>
-                <w:i w:val="0"/>
-                <w:sz w:val="19"/>
-              </w:rPr>
-              <w:t>SQL-скрипты и миграции для таблиц рыночных метрик: срезы по эпохам, гистограммы распределений, метрики по площадкам, бэкфилл истории из внешнего источника. Нашла методологическую ошибку в метрике выпусков — показатель давал 103,5% — и заменила источник. Спроектировала A/B/C/D-эксперимент по параметрам исполнения и количественно закрыла четыре гипотезы роста доходности: команда не потратила месяцы на ложные направления.</w:t>
-            </w:r>
-          </w:p>
-          <w:p>
-            <w:pPr>
-              <w:spacing w:after="20" w:before="180"/>
-            </w:pPr>
-            <w:r>
-              <w:rPr>
-                <w:b/>
-                <w:i w:val="0"/>
-                <w:sz w:val="23"/>
-              </w:rPr>
-              <w:t>Бизнес-ассистент основателя</w:t>
-            </w:r>
-          </w:p>
-          <w:p>
-            <w:pPr>
-              <w:spacing w:after="60" w:before="0"/>
-            </w:pPr>
-            <w:r>
-              <w:rPr>
-                <w:b w:val="0"/>
-                <w:i w:val="0"/>
-                <w:color w:val="555555"/>
-                <w:sz w:val="19"/>
-              </w:rPr>
-              <w:t>ETICO.BY, студия премиального ремонта, Минск · 2023 — 2025</w:t>
-            </w:r>
-          </w:p>
-          <w:p>
-            <w:pPr>
-              <w:spacing w:after="80" w:before="0"/>
-            </w:pPr>
-            <w:r>
-              <w:rPr>
-                <w:b w:val="0"/>
-                <w:i/>
-                <w:color w:val="555555"/>
-                <w:sz w:val="19"/>
-              </w:rPr>
-              <w:t>Просчёт смет, снабжение объектов, найм бригад, платежи и документы. До 5 объектов в работе одновременно.</w:t>
-            </w:r>
-          </w:p>
-          <w:p>
-            <w:pPr>
-              <w:spacing w:after="20" w:before="180"/>
-            </w:pPr>
-            <w:r>
-              <w:rPr>
-                <w:b/>
-                <w:i w:val="0"/>
-                <w:sz w:val="23"/>
-              </w:rPr>
-              <w:t>Ассистент руководителя</w:t>
-            </w:r>
-          </w:p>
-          <w:p>
-            <w:pPr>
-              <w:spacing w:after="60" w:before="0"/>
-            </w:pPr>
-            <w:r>
-              <w:rPr>
-                <w:b w:val="0"/>
-                <w:i w:val="0"/>
-                <w:color w:val="555555"/>
-                <w:sz w:val="19"/>
-              </w:rPr>
-              <w:t>онлайн-школа CT-EXPRESS, инфобизнес, психологические группы · 2017 — 2025</w:t>
-            </w:r>
-          </w:p>
-          <w:p>
-            <w:pPr>
-              <w:spacing w:after="80" w:before="0"/>
-            </w:pPr>
-            <w:r>
-              <w:rPr>
-                <w:b w:val="0"/>
-                <w:i/>
-                <w:color w:val="555555"/>
-                <w:sz w:val="19"/>
-              </w:rPr>
-              <w:t>Первая работа с 11 класса: учебные группы и потоки, контент, мероприятия, техническое ведение групп в GetCourse и Zoom.</w:t>
-            </w:r>
-          </w:p>
-          <w:p>
-            <w:pPr>
-              <w:spacing w:after="100" w:before="260"/>
-            </w:pPr>
-            <w:r>
-              <w:rPr>
-                <w:b/>
-                <w:i w:val="0"/>
-                <w:color w:val="1F4E5A"/>
-                <w:sz w:val="26"/>
-              </w:rPr>
-              <w:t>Образование</w:t>
-            </w:r>
-          </w:p>
-          <w:p>
-            <w:pPr>
-              <w:spacing w:after="20" w:before="0"/>
-            </w:pPr>
-            <w:r>
-              <w:rPr>
-                <w:b/>
-                <w:i w:val="0"/>
-                <w:sz w:val="21"/>
-              </w:rPr>
-              <w:t>Магистр географических наук: картография, геодезия и ГИС</w:t>
-            </w:r>
-          </w:p>
-          <w:p>
-            <w:pPr>
-              <w:spacing w:after="40" w:before="0"/>
-            </w:pPr>
-            <w:r>
-              <w:rPr>
-                <w:b w:val="0"/>
-                <w:i w:val="0"/>
-                <w:color w:val="555555"/>
-                <w:sz w:val="19"/>
-              </w:rPr>
-              <w:t>Белорусский государственный университет, Минск · 2017 — 2023</w:t>
-            </w:r>
-          </w:p>
-          <w:p>
-            <w:pPr>
-              <w:spacing w:after="40" w:before="0"/>
-            </w:pPr>
-            <w:r>
-              <w:rPr>
-                <w:b w:val="0"/>
-                <w:i w:val="0"/>
-                <w:sz w:val="19"/>
-              </w:rPr>
-              <w:t>Факультет географии и геоинформатики, кафедра геодезии и космоаэрокартографии. Картографо-геодезическая деятельность, специалист. Преподавала картографические дисциплины на факультете.</w:t>
-            </w:r>
-          </w:p>
-          <w:p>
-            <w:pPr>
-              <w:spacing w:after="100" w:before="260"/>
-            </w:pPr>
-            <w:r>
-              <w:rPr>
-                <w:b/>
-                <w:i w:val="0"/>
-                <w:color w:val="1F4E5A"/>
-                <w:sz w:val="26"/>
-              </w:rPr>
-              <w:t>Курсы</w:t>
-            </w:r>
-          </w:p>
-          <w:p>
-            <w:pPr>
-              <w:spacing w:after="20" w:before="0"/>
-            </w:pPr>
-            <w:r>
-              <w:rPr>
-                <w:b/>
-                <w:i w:val="0"/>
-                <w:sz w:val="21"/>
-              </w:rPr>
-              <w:t>Аналитик данных с нуля — Образовательный центр BELHARD, 2026</w:t>
-            </w:r>
-          </w:p>
-          <w:p>
-            <w:pPr>
-              <w:spacing w:after="40" w:before="0"/>
-            </w:pPr>
-            <w:r>
-              <w:rPr>
-                <w:b w:val="0"/>
-                <w:i w:val="0"/>
-                <w:color w:val="555555"/>
-                <w:sz w:val="19"/>
-              </w:rPr>
-              <w:t>12 занятий, онлайн, сертификат об окончании.</w:t>
-            </w:r>
-          </w:p>
-          <w:p>
-            <w:pPr>
-              <w:spacing w:after="40" w:before="0"/>
-            </w:pPr>
-            <w:r>
-              <w:rPr>
-                <w:b w:val="0"/>
-                <w:i w:val="0"/>
-                <w:sz w:val="19"/>
-              </w:rPr>
-              <w:t>SQL: JOIN всех типов, GROUP BY и агрегации, HAVING, подзапросы и CTE, оконные функции, расчёт retention и скользящих средних. Статистика, проверка гипотез и A/B-тесты. Python для обработки, анализа и визуализации. Дашборды в BI-системах, ИИ в аналитических задачах.</w:t>
-            </w:r>
-          </w:p>
-        </w:tc>
-      </w:tr>
-    </w:tbl>
+    <w:p>
+      <w:pPr>
+        <w:spacing w:after="0" w:before="0"/>
+      </w:pPr>
+      <w:r>
+        <w:rPr>
+          <w:b w:val="0"/>
+          <w:i w:val="0"/>
+          <w:sz w:val="18"/>
+        </w:rPr>
+        <w:t>rozzhalovetsolga.github.io/portfolio · github.com/rozzhalovetsolga · linkedin.com/in/olga-rozzhalovets52967a2a3</w:t>
+      </w:r>
+    </w:p>
+    <w:p>
+      <w:pPr>
+        <w:spacing w:after="40" w:before="0"/>
+      </w:pPr>
+      <w:r>
+        <w:rPr>
+          <w:b w:val="0"/>
+          <w:i w:val="0"/>
+          <w:sz w:val="18"/>
+        </w:rPr>
+        <w:t>Английский: B1 (Intermediate) по CEFR</w:t>
+      </w:r>
+    </w:p>
+    <w:p>
+      <w:pPr>
+        <w:spacing w:after="60" w:before="0"/>
+      </w:pPr>
+      <w:r>
+        <w:rPr>
+          <w:b/>
+          <w:i w:val="0"/>
+          <w:sz w:val="22"/>
+        </w:rPr>
+        <w:t>Аналитик данных · Data Analyst</w:t>
+      </w:r>
+    </w:p>
+    <w:p>
+      <w:pPr>
+        <w:spacing w:after="20" w:before="140"/>
+      </w:pPr>
+      <w:r>
+        <w:rPr>
+          <w:b/>
+          <w:i w:val="0"/>
+          <w:sz w:val="22"/>
+        </w:rPr>
+        <w:t>Опыт работы (общий стаж: 5 лет 6 месяцев)</w:t>
+      </w:r>
+    </w:p>
+    <w:p>
+      <w:pPr>
+        <w:spacing w:after="0" w:before="120"/>
+      </w:pPr>
+      <w:r>
+        <w:rPr>
+          <w:b w:val="0"/>
+          <w:sz w:val="18"/>
+        </w:rPr>
+        <w:t xml:space="preserve">03.2025 — 09.2026 | </w:t>
+      </w:r>
+      <w:r>
+        <w:rPr>
+          <w:b/>
+          <w:sz w:val="18"/>
+        </w:rPr>
+        <w:t>Аналитик данных и руководитель проекта</w:t>
+      </w:r>
+      <w:r>
+        <w:rPr>
+          <w:b/>
+          <w:sz w:val="18"/>
+        </w:rPr>
+        <w:t>, BCH Labs, удалённо</w:t>
+      </w:r>
+    </w:p>
+    <w:p>
+      <w:pPr>
+        <w:spacing w:after="20" w:before="0"/>
+      </w:pPr>
+      <w:r>
+        <w:rPr>
+          <w:b w:val="0"/>
+          <w:i/>
+          <w:color w:val="505050"/>
+          <w:sz w:val="18"/>
+        </w:rPr>
+        <w:t>Алгоритмический торговый бот на блокчейне Solana. Данные — поток on-chain событий и исторические выборки за месяцы торгов; хранилища ClickHouse (распределённый кластер с шардированием) и PostgreSQL. Команда до 5 человек: DevOps, ML-инженер, Rust-разработчики.</w:t>
+      </w:r>
+    </w:p>
+    <w:p>
+      <w:pPr>
+        <w:spacing w:after="0" w:before="0"/>
+      </w:pPr>
+      <w:r>
+        <w:rPr>
+          <w:b/>
+          <w:i w:val="0"/>
+          <w:sz w:val="18"/>
+        </w:rPr>
+        <w:t>Ключевые проекты:</w:t>
+      </w:r>
+    </w:p>
+    <w:p>
+      <w:pPr>
+        <w:spacing w:after="0" w:before="60"/>
+      </w:pPr>
+      <w:r>
+        <w:rPr>
+          <w:b/>
+          <w:i w:val="0"/>
+          <w:sz w:val="18"/>
+        </w:rPr>
+        <w:t>Хранилище исторических данных и витрины (2025—2026)</w:t>
+      </w:r>
+    </w:p>
+    <w:p>
+      <w:pPr>
+        <w:spacing w:after="20" w:before="0"/>
+      </w:pPr>
+      <w:r>
+        <w:rPr>
+          <w:b w:val="0"/>
+          <w:i/>
+          <w:color w:val="505050"/>
+          <w:sz w:val="18"/>
+        </w:rPr>
+        <w:t>База, на которой считаются признаки, бэктесты и рыночные метрики.</w:t>
+      </w:r>
+    </w:p>
+    <w:p>
+      <w:pPr>
+        <w:spacing w:after="0"/>
+        <w:ind w:left="283" w:hanging="159"/>
+      </w:pPr>
+      <w:r>
+        <w:rPr>
+          <w:sz w:val="18"/>
+        </w:rPr>
+        <w:t>— Вела структуру таблиц, репарсинг сырых транзакций в события и дозагрузку пропущенных периодов по эпохам</w:t>
+      </w:r>
+    </w:p>
+    <w:p>
+      <w:pPr>
+        <w:spacing w:after="0"/>
+        <w:ind w:left="283" w:hanging="159"/>
+      </w:pPr>
+      <w:r>
+        <w:rPr>
+          <w:sz w:val="18"/>
+        </w:rPr>
+        <w:t>— Написала миграции и DDL: таблицы признаков, разметки кошельков, рыночных метрик; ReplacingMergeTree и Distributed-таблицы</w:t>
+      </w:r>
+    </w:p>
+    <w:p>
+      <w:pPr>
+        <w:spacing w:after="0"/>
+        <w:ind w:left="283" w:hanging="159"/>
+      </w:pPr>
+      <w:r>
+        <w:rPr>
+          <w:sz w:val="18"/>
+        </w:rPr>
+        <w:t>— Собрала витрину рыночных метрик: срезы по эпохам, гистограммы, метрики по площадкам, бэкфилл истории</w:t>
+      </w:r>
+    </w:p>
+    <w:p>
+      <w:pPr>
+        <w:spacing w:after="20"/>
+        <w:ind w:left="283" w:hanging="159"/>
+      </w:pPr>
+      <w:r>
+        <w:rPr>
+          <w:b/>
+          <w:sz w:val="18"/>
+        </w:rPr>
+        <w:t xml:space="preserve">— Результат: </w:t>
+      </w:r>
+      <w:r>
+        <w:rPr>
+          <w:sz w:val="18"/>
+        </w:rPr>
+        <w:t>команда получила единую историческую базу, на которой воспроизводимо считаются признаки и бэктесты</w:t>
+      </w:r>
+    </w:p>
+    <w:p>
+      <w:pPr>
+        <w:spacing w:after="0" w:before="60"/>
+      </w:pPr>
+      <w:r>
+        <w:rPr>
+          <w:b/>
+          <w:i w:val="0"/>
+          <w:sz w:val="18"/>
+        </w:rPr>
+        <w:t>Дашборды и мониторинг в Grafana (2025—2026)</w:t>
+      </w:r>
+    </w:p>
+    <w:p>
+      <w:pPr>
+        <w:spacing w:after="20" w:before="0"/>
+      </w:pPr>
+      <w:r>
+        <w:rPr>
+          <w:b w:val="0"/>
+          <w:i/>
+          <w:color w:val="505050"/>
+          <w:sz w:val="18"/>
+        </w:rPr>
+        <w:t>Команда должна видеть результаты и здоровье рынка без ручных выгрузок.</w:t>
+      </w:r>
+    </w:p>
+    <w:p>
+      <w:pPr>
+        <w:spacing w:after="0"/>
+        <w:ind w:left="283" w:hanging="159"/>
+      </w:pPr>
+      <w:r>
+        <w:rPr>
+          <w:sz w:val="18"/>
+        </w:rPr>
+        <w:t>— Собрала и вела три дашборда: анализ торговой сессии (15 панелей), paper-trading (10), здоровье рынка (10)</w:t>
+      </w:r>
+    </w:p>
+    <w:p>
+      <w:pPr>
+        <w:spacing w:after="0"/>
+        <w:ind w:left="283" w:hanging="159"/>
+      </w:pPr>
+      <w:r>
+        <w:rPr>
+          <w:sz w:val="18"/>
+        </w:rPr>
+        <w:t>— Все 35 панелей считают метрики запросами к базе, конфигурация ведётся через API Grafana</w:t>
+      </w:r>
+    </w:p>
+    <w:p>
+      <w:pPr>
+        <w:spacing w:after="0"/>
+        <w:ind w:left="283" w:hanging="159"/>
+      </w:pPr>
+      <w:r>
+        <w:rPr>
+          <w:sz w:val="18"/>
+        </w:rPr>
+        <w:t>— Починила кросс-табличные джойны на распределённых таблицах: 28 панелей вернулись из состояния No data</w:t>
+      </w:r>
+    </w:p>
+    <w:p>
+      <w:pPr>
+        <w:spacing w:after="20"/>
+        <w:ind w:left="283" w:hanging="159"/>
+      </w:pPr>
+      <w:r>
+        <w:rPr>
+          <w:b/>
+          <w:sz w:val="18"/>
+        </w:rPr>
+        <w:t xml:space="preserve">— Результат: </w:t>
+      </w:r>
+      <w:r>
+        <w:rPr>
+          <w:sz w:val="18"/>
+        </w:rPr>
+        <w:t>PnL, проскальзывание и рыночные метрики стали доступны команде в реальном времени, без ручных выгрузок</w:t>
+      </w:r>
+    </w:p>
+    <w:p>
+      <w:pPr>
+        <w:spacing w:after="0" w:before="60"/>
+      </w:pPr>
+      <w:r>
+        <w:rPr>
+          <w:b/>
+          <w:i w:val="0"/>
+          <w:sz w:val="18"/>
+        </w:rPr>
+        <w:t>Классификатор кошельков и ML-модели (2026)</w:t>
+      </w:r>
+    </w:p>
+    <w:p>
+      <w:pPr>
+        <w:spacing w:after="20" w:before="0"/>
+      </w:pPr>
+      <w:r>
+        <w:rPr>
+          <w:b w:val="0"/>
+          <w:i/>
+          <w:color w:val="505050"/>
+          <w:sz w:val="18"/>
+        </w:rPr>
+        <w:t>Выделить из потока on-chain событий кошельки, чьи сделки имеет смысл копировать.</w:t>
+      </w:r>
+    </w:p>
+    <w:p>
+      <w:pPr>
+        <w:spacing w:after="0"/>
+        <w:ind w:left="283" w:hanging="159"/>
+      </w:pPr>
+      <w:r>
+        <w:rPr>
+          <w:sz w:val="18"/>
+        </w:rPr>
+        <w:t>— Построила SQL-пайплайн из 12 шагов: PnL по токенам, детект ботов, агрегация статистики, классификация, гейты, граф переводов</w:t>
+      </w:r>
+    </w:p>
+    <w:p>
+      <w:pPr>
+        <w:spacing w:after="0"/>
+        <w:ind w:left="283" w:hanging="159"/>
+      </w:pPr>
+      <w:r>
+        <w:rPr>
+          <w:sz w:val="18"/>
+        </w:rPr>
+        <w:t>— Спроектировала признаки на реализованном PnL: win rate, profit factor, композитный skill score</w:t>
+      </w:r>
+    </w:p>
+    <w:p>
+      <w:pPr>
+        <w:spacing w:after="0"/>
+        <w:ind w:left="283" w:hanging="159"/>
+      </w:pPr>
+      <w:r>
+        <w:rPr>
+          <w:sz w:val="18"/>
+        </w:rPr>
+        <w:t>— Обучила четыре версии моделей на LightGBM: кросс-валидация, калибровка, оценка через ROC-AUC и precision-recall</w:t>
+      </w:r>
+    </w:p>
+    <w:p>
+      <w:pPr>
+        <w:spacing w:after="0"/>
+        <w:ind w:left="283" w:hanging="159"/>
+      </w:pPr>
+      <w:r>
+        <w:rPr>
+          <w:sz w:val="18"/>
+        </w:rPr>
+        <w:t>— Провела A/B/C/D-эксперимент по параметрам исполнения и форвард-тест на 9 сессиях (~780 сделок)</w:t>
+      </w:r>
+    </w:p>
+    <w:p>
+      <w:pPr>
+        <w:spacing w:after="20"/>
+        <w:ind w:left="283" w:hanging="159"/>
+      </w:pPr>
+      <w:r>
+        <w:rPr>
+          <w:b/>
+          <w:sz w:val="18"/>
+        </w:rPr>
+        <w:t xml:space="preserve">— Результат: </w:t>
+      </w:r>
+      <w:r>
+        <w:rPr>
+          <w:sz w:val="18"/>
+        </w:rPr>
+        <w:t>кросс-проверка через внешний REST API дала 0,5% ложных срабатываний; четыре гипотезы роста доходности закрыты количественно</w:t>
+      </w:r>
+    </w:p>
+    <w:p>
+      <w:pPr>
+        <w:spacing w:after="0" w:before="120"/>
+      </w:pPr>
+      <w:r>
+        <w:rPr>
+          <w:b w:val="0"/>
+          <w:sz w:val="18"/>
+        </w:rPr>
+        <w:t xml:space="preserve">2023 — 2025 | </w:t>
+      </w:r>
+      <w:r>
+        <w:rPr>
+          <w:b/>
+          <w:sz w:val="18"/>
+        </w:rPr>
+        <w:t>Бизнес-ассистент основателя</w:t>
+      </w:r>
+      <w:r>
+        <w:rPr>
+          <w:b/>
+          <w:sz w:val="18"/>
+        </w:rPr>
+        <w:t>, ETICO.BY, студия премиального ремонта, Минск</w:t>
+      </w:r>
+    </w:p>
+    <w:p>
+      <w:pPr>
+        <w:spacing w:after="20" w:before="0"/>
+      </w:pPr>
+      <w:r>
+        <w:rPr>
+          <w:b w:val="0"/>
+          <w:i/>
+          <w:color w:val="505050"/>
+          <w:sz w:val="18"/>
+        </w:rPr>
+        <w:t>Просчёт смет, снабжение объектов, найм бригад, платежи и документы; до 5 объектов в работе одновременно.</w:t>
+      </w:r>
+    </w:p>
+    <w:p>
+      <w:pPr>
+        <w:spacing w:after="0"/>
+        <w:ind w:left="283" w:hanging="159"/>
+      </w:pPr>
+      <w:r>
+        <w:rPr>
+          <w:sz w:val="18"/>
+        </w:rPr>
+        <w:t>— Отвечала за расчёты и деньги: сметы, закупки, платежи — ошибка в цифрах видна заказчику сразу</w:t>
+      </w:r>
+    </w:p>
+    <w:p>
+      <w:pPr>
+        <w:spacing w:after="0" w:before="120"/>
+      </w:pPr>
+      <w:r>
+        <w:rPr>
+          <w:b w:val="0"/>
+          <w:sz w:val="18"/>
+        </w:rPr>
+        <w:t xml:space="preserve">2017 — 2025 | </w:t>
+      </w:r>
+      <w:r>
+        <w:rPr>
+          <w:b/>
+          <w:sz w:val="18"/>
+        </w:rPr>
+        <w:t>Ассистент руководителя</w:t>
+      </w:r>
+      <w:r>
+        <w:rPr>
+          <w:b/>
+          <w:sz w:val="18"/>
+        </w:rPr>
+        <w:t>, онлайн-школа CT-EXPRESS, инфобизнес, психологические группы, Минск</w:t>
+      </w:r>
+    </w:p>
+    <w:p>
+      <w:pPr>
+        <w:spacing w:after="20" w:before="0"/>
+      </w:pPr>
+      <w:r>
+        <w:rPr>
+          <w:b w:val="0"/>
+          <w:i/>
+          <w:color w:val="505050"/>
+          <w:sz w:val="18"/>
+        </w:rPr>
+        <w:t>Первая работа с 11 класса: учебные группы и потоки, контент, мероприятия, техническое ведение групп в GetCourse и Zoom.</w:t>
+      </w:r>
+    </w:p>
+    <w:p>
+      <w:pPr>
+        <w:spacing w:after="0"/>
+        <w:ind w:left="283" w:hanging="159"/>
+      </w:pPr>
+      <w:r>
+        <w:rPr>
+          <w:sz w:val="18"/>
+        </w:rPr>
+        <w:t>— Отчётность по потокам и оплатам; школа выросла с одного предмета до трёх</w:t>
+      </w:r>
+    </w:p>
+    <w:p>
+      <w:pPr>
+        <w:spacing w:after="20" w:before="140"/>
+      </w:pPr>
+      <w:r>
+        <w:rPr>
+          <w:b/>
+          <w:i w:val="0"/>
+          <w:sz w:val="22"/>
+        </w:rPr>
+        <w:t>Образование</w:t>
+      </w:r>
+    </w:p>
+    <w:p>
+      <w:pPr>
+        <w:spacing w:after="0" w:before="0"/>
+      </w:pPr>
+      <w:r>
+        <w:rPr>
+          <w:b w:val="0"/>
+          <w:sz w:val="18"/>
+        </w:rPr>
+        <w:t xml:space="preserve">2017 — 2023 | </w:t>
+      </w:r>
+      <w:r>
+        <w:rPr>
+          <w:b/>
+          <w:sz w:val="18"/>
+        </w:rPr>
+        <w:t>Белорусский государственный университет, Минск</w:t>
+      </w:r>
+    </w:p>
+    <w:p>
+      <w:pPr>
+        <w:spacing w:after="0" w:before="0"/>
+      </w:pPr>
+      <w:r>
+        <w:rPr>
+          <w:b w:val="0"/>
+          <w:i w:val="0"/>
+          <w:sz w:val="18"/>
+        </w:rPr>
+        <w:t>Факультет географии и геоинформатики, кафедра геодезии и космоаэрокартографии</w:t>
+      </w:r>
+    </w:p>
+    <w:p>
+      <w:pPr>
+        <w:spacing w:after="20" w:before="0"/>
+      </w:pPr>
+      <w:r>
+        <w:rPr>
+          <w:b w:val="0"/>
+          <w:i w:val="0"/>
+          <w:sz w:val="18"/>
+        </w:rPr>
+        <w:t>Направление: картографо-геодезическая деятельность, специалист; магистр географических наук</w:t>
+      </w:r>
+    </w:p>
+    <w:p>
+      <w:pPr>
+        <w:spacing w:after="0" w:before="0"/>
+      </w:pPr>
+      <w:r>
+        <w:rPr>
+          <w:b w:val="0"/>
+          <w:sz w:val="18"/>
+        </w:rPr>
+        <w:t xml:space="preserve">2026 | </w:t>
+      </w:r>
+      <w:r>
+        <w:rPr>
+          <w:b/>
+          <w:sz w:val="18"/>
+        </w:rPr>
+        <w:t>Образовательный центр BELHARD</w:t>
+      </w:r>
+      <w:r>
+        <w:rPr>
+          <w:b w:val="0"/>
+          <w:sz w:val="18"/>
+        </w:rPr>
+        <w:t xml:space="preserve"> — «Аналитик данных с нуля»: SQL и оконные функции, статистика и A/B-тесты, Python, BI-дашборды</w:t>
+      </w:r>
+    </w:p>
+    <w:p>
+      <w:pPr>
+        <w:spacing w:after="20" w:before="140"/>
+      </w:pPr>
+      <w:r>
+        <w:rPr>
+          <w:b/>
+          <w:i w:val="0"/>
+          <w:sz w:val="22"/>
+        </w:rPr>
+        <w:t>Профессиональные сертификаты</w:t>
+      </w:r>
+    </w:p>
+    <w:p>
+      <w:pPr>
+        <w:spacing w:after="0" w:before="0"/>
+      </w:pPr>
+      <w:r>
+        <w:rPr>
+          <w:b w:val="0"/>
+          <w:i w:val="0"/>
+          <w:sz w:val="18"/>
+        </w:rPr>
+        <w:t>2026 | Сертификат об окончании курса «Аналитик данных с нуля», Образовательный центр BELHARD</w:t>
+      </w:r>
+    </w:p>
+    <w:p>
+      <w:pPr>
+        <w:spacing w:after="20" w:before="140"/>
+      </w:pPr>
+      <w:r>
+        <w:rPr>
+          <w:b/>
+          <w:i w:val="0"/>
+          <w:sz w:val="22"/>
+        </w:rPr>
+        <w:t>Навыки</w:t>
+      </w:r>
+    </w:p>
+    <w:p>
+      <w:pPr>
+        <w:spacing w:after="0" w:before="0"/>
+      </w:pPr>
+      <w:r>
+        <w:rPr>
+          <w:b/>
+          <w:sz w:val="18"/>
+        </w:rPr>
+        <w:t xml:space="preserve">SQL: </w:t>
+      </w:r>
+      <w:r>
+        <w:rPr>
+          <w:b w:val="0"/>
+          <w:sz w:val="18"/>
+        </w:rPr>
+        <w:t>ClickHouse и PostgreSQL: агрегации, подзапросы и CTE, оконные функции, миграции и DDL, оптимизация запросов</w:t>
+      </w:r>
+    </w:p>
+    <w:p>
+      <w:pPr>
+        <w:spacing w:after="0" w:before="0"/>
+      </w:pPr>
+      <w:r>
+        <w:rPr>
+          <w:b/>
+          <w:sz w:val="18"/>
+        </w:rPr>
+        <w:t xml:space="preserve">Python: </w:t>
+      </w:r>
+      <w:r>
+        <w:rPr>
+          <w:b w:val="0"/>
+          <w:sz w:val="18"/>
+        </w:rPr>
+        <w:t>pandas, numpy, LightGBM, scikit-learn (ROC-AUC, precision-recall), clickhouse-connect</w:t>
+      </w:r>
+    </w:p>
+    <w:p>
+      <w:pPr>
+        <w:spacing w:after="0" w:before="0"/>
+      </w:pPr>
+      <w:r>
+        <w:rPr>
+          <w:b/>
+          <w:sz w:val="18"/>
+        </w:rPr>
+        <w:t xml:space="preserve">Данные: </w:t>
+      </w:r>
+      <w:r>
+        <w:rPr>
+          <w:b w:val="0"/>
+          <w:sz w:val="18"/>
+        </w:rPr>
+        <w:t>кластер ClickHouse с шардированием, репарсинг и бэкфилл истории, внешние источники и REST API</w:t>
+      </w:r>
+    </w:p>
+    <w:p>
+      <w:pPr>
+        <w:spacing w:after="0" w:before="0"/>
+      </w:pPr>
+      <w:r>
+        <w:rPr>
+          <w:b/>
+          <w:sz w:val="18"/>
+        </w:rPr>
+        <w:t xml:space="preserve">Визуализация и BI: </w:t>
+      </w:r>
+      <w:r>
+        <w:rPr>
+          <w:b w:val="0"/>
+          <w:sz w:val="18"/>
+        </w:rPr>
+        <w:t>Grafana: дашборды и панели на SQL, конфигурация через API</w:t>
+      </w:r>
+    </w:p>
+    <w:p>
+      <w:pPr>
+        <w:spacing w:after="0" w:before="0"/>
+      </w:pPr>
+      <w:r>
+        <w:rPr>
+          <w:b/>
+          <w:sz w:val="18"/>
+        </w:rPr>
+        <w:t xml:space="preserve">Статистика и ML: </w:t>
+      </w:r>
+      <w:r>
+        <w:rPr>
+          <w:b w:val="0"/>
+          <w:sz w:val="18"/>
+        </w:rPr>
+        <w:t>A/B-тесты, проверка гипотез, калибровка вероятностей, кросс-валидация, контроль ошибки выжившего</w:t>
+      </w:r>
+    </w:p>
+    <w:p>
+      <w:pPr>
+        <w:spacing w:after="0" w:before="0"/>
+      </w:pPr>
+      <w:r>
+        <w:rPr>
+          <w:b/>
+          <w:sz w:val="18"/>
+        </w:rPr>
+        <w:t xml:space="preserve">Инженерия: </w:t>
+      </w:r>
+      <w:r>
+        <w:rPr>
+          <w:b w:val="0"/>
+          <w:sz w:val="18"/>
+        </w:rPr>
+        <w:t>Rust — базовый уровень, участие в продакшн-коде; Git, GitHub, Docker, Linux, Notion</w:t>
+      </w:r>
+    </w:p>
+    <w:p>
+      <w:pPr>
+        <w:spacing w:after="0" w:before="0"/>
+      </w:pPr>
+      <w:r>
+        <w:rPr>
+          <w:b/>
+          <w:sz w:val="18"/>
+        </w:rPr>
+        <w:t xml:space="preserve">Языки: </w:t>
+      </w:r>
+      <w:r>
+        <w:rPr>
+          <w:b w:val="0"/>
+          <w:sz w:val="18"/>
+        </w:rPr>
+        <w:t>русский — родной; английский — B1 (Intermediate)</w:t>
+      </w:r>
+    </w:p>
     <w:sectPr>
       <w:pgSz w:w="12240" w:h="15840"/>
-      <w:pgMar w:top="680" w:right="850" w:bottom="680" w:left="850" w:header="720" w:footer="720" w:gutter="0"/>
+      <w:pgMar w:top="624" w:right="794" w:bottom="567" w:left="794" w:header="720" w:footer="720" w:gutter="0"/>
       <w:cols w:space="720"/>
       <w:docGrid w:linePitch="360"/>
     </w:sectPr>
@@ -1118,11 +1125,11 @@
     <w:qFormat/>
     <w:rsid w:val="00FC693F"/>
     <w:pPr>
-      <w:spacing w:after="40" w:line="252" w:lineRule="auto"/>
+      <w:spacing w:after="0" w:line="240" w:lineRule="auto"/>
     </w:pPr>
     <w:rPr>
       <w:rFonts w:ascii="Calibri" w:hAnsi="Calibri"/>
-      <w:sz w:val="19"/>
+      <w:sz w:val="18"/>
     </w:rPr>
   </w:style>
   <w:style w:type="paragraph" w:styleId="Header">

--- a/olga-resume-bigdata.docx
+++ b/olga-resume-bigdata.docx
@@ -562,7 +562,7 @@
           <w:b w:val="0"/>
           <w:sz w:val="18"/>
         </w:rPr>
-        <w:t xml:space="preserve">2026 | </w:t>
+        <w:t xml:space="preserve">июль 2026 | </w:t>
       </w:r>
       <w:r>
         <w:rPr>
@@ -602,7 +602,7 @@
           <w:i w:val="0"/>
           <w:sz w:val="18"/>
         </w:rPr>
-        <w:t>2026 | Сертификат об окончании курса «Аналитик данных с нуля», Образовательный центр BELHARD</w:t>
+        <w:t>июль 2026 | Сертификат об окончании курса «Аналитик данных с нуля», Образовательный центр BELHARD</w:t>
       </w:r>
     </w:p>
     <w:p>

--- a/olga-resume-bigdata.docx
+++ b/olga-resume-bigdata.docx
@@ -43,6 +43,19 @@
     </w:p>
     <w:p>
       <w:pPr>
+        <w:spacing w:after="0" w:before="0"/>
+      </w:pPr>
+      <w:r>
+        <w:rPr>
+          <w:b w:val="0"/>
+          <w:i w:val="0"/>
+          <w:sz w:val="18"/>
+        </w:rPr>
+        <w:t>Английский: B1 (Intermediate) по CEFR</w:t>
+      </w:r>
+    </w:p>
+    <w:p>
+      <w:pPr>
         <w:spacing w:after="40" w:before="0"/>
       </w:pPr>
       <w:r>
@@ -51,7 +64,7 @@
           <w:i w:val="0"/>
           <w:sz w:val="18"/>
         </w:rPr>
-        <w:t>Английский: B1 (Intermediate) по CEFR</w:t>
+        <w:t>Формат: удалённо (предпочтительно), гибрид, офис; готова к релокации и командировкам</w:t>
       </w:r>
     </w:p>
     <w:p>
@@ -77,7 +90,7 @@
           <w:i w:val="0"/>
           <w:sz w:val="22"/>
         </w:rPr>
-        <w:t>Опыт работы (общий стаж: 5 лет 6 месяцев)</w:t>
+        <w:t>Опыт работы (общий стаж: 6 лет 5 месяцев)</w:t>
       </w:r>
     </w:p>
     <w:p>
@@ -400,7 +413,7 @@
           <w:b w:val="0"/>
           <w:sz w:val="18"/>
         </w:rPr>
-        <w:t xml:space="preserve">2023 — 2025 | </w:t>
+        <w:t xml:space="preserve">11.2023 — 04.2025 | </w:t>
       </w:r>
       <w:r>
         <w:rPr>
@@ -452,7 +465,7 @@
           <w:b w:val="0"/>
           <w:sz w:val="18"/>
         </w:rPr>
-        <w:t xml:space="preserve">2017 — 2025 | </w:t>
+        <w:t xml:space="preserve">09.2016 — 08.2025 | </w:t>
       </w:r>
       <w:r>
         <w:rPr>

--- a/olga-resume-bigdata.docx
+++ b/olga-resume-bigdata.docx
@@ -90,7 +90,7 @@
           <w:i w:val="0"/>
           <w:sz w:val="22"/>
         </w:rPr>
-        <w:t>Опыт работы (общий стаж: 6 лет 5 месяцев)</w:t>
+        <w:t>Опыт работы (общий стаж: 6 лет 4 месяца)</w:t>
       </w:r>
     </w:p>
     <w:p>
@@ -479,7 +479,7 @@
           <w:b/>
           <w:sz w:val="18"/>
         </w:rPr>
-        <w:t>, онлайн-школа CT-EXPRESS, инфобизнес, психологические группы, Минск</w:t>
+        <w:t>, CT-EXPRESS (09.2016—11.2019), инфобизнес (2023), психогруппы (2024—2025)</w:t>
       </w:r>
     </w:p>
     <w:p>

--- a/olga-resume-bigdata.docx
+++ b/olga-resume-bigdata.docx
@@ -82,20 +82,20 @@
     </w:p>
     <w:p>
       <w:pPr>
-        <w:spacing w:after="20" w:before="140"/>
+        <w:spacing w:after="20" w:before="100"/>
       </w:pPr>
       <w:r>
         <w:rPr>
           <w:b/>
           <w:i w:val="0"/>
-          <w:sz w:val="22"/>
+          <w:sz w:val="21"/>
         </w:rPr>
-        <w:t>Опыт работы (общий стаж: 6 лет 4 месяца)</w:t>
+        <w:t>Опыт работы (общий стаж: 7 лет 1 месяц)</w:t>
       </w:r>
     </w:p>
     <w:p>
       <w:pPr>
-        <w:spacing w:after="0" w:before="120"/>
+        <w:spacing w:after="0" w:before="80"/>
       </w:pPr>
       <w:r>
         <w:rPr>
@@ -130,7 +130,7 @@
           <w:color w:val="505050"/>
           <w:sz w:val="18"/>
         </w:rPr>
-        <w:t>Алгоритмический торговый бот на блокчейне Solana. Данные — поток on-chain событий и исторические выборки за месяцы торгов; хранилища ClickHouse (распределённый кластер с шардированием) и PostgreSQL. Команда до 5 человек: DevOps, ML-инженер, Rust-разработчики.</w:t>
+        <w:t>Торговый бот на блокчейне Solana. Данные — поток on-chain событий и история за месяцы торгов; ClickHouse (кластер с шардированием) и PostgreSQL. Команда до 5 человек: DevOps, ML-инженер, Rust-разработчики.</w:t>
       </w:r>
     </w:p>
     <w:p>
@@ -406,7 +406,47 @@
     </w:p>
     <w:p>
       <w:pPr>
-        <w:spacing w:after="0" w:before="120"/>
+        <w:spacing w:after="0" w:before="80"/>
+      </w:pPr>
+      <w:r>
+        <w:rPr>
+          <w:b w:val="0"/>
+          <w:sz w:val="18"/>
+        </w:rPr>
+        <w:t xml:space="preserve">08.2023 — 04.2025 | </w:t>
+      </w:r>
+      <w:r>
+        <w:rPr>
+          <w:b/>
+          <w:sz w:val="18"/>
+        </w:rPr>
+        <w:t>Картограф-редактор</w:t>
+      </w:r>
+      <w:r>
+        <w:rPr>
+          <w:b/>
+          <w:sz w:val="18"/>
+        </w:rPr>
+        <w:t>, картографическое предприятие, Минск</w:t>
+      </w:r>
+    </w:p>
+    <w:p>
+      <w:pPr>
+        <w:spacing w:after="20" w:before="0"/>
+      </w:pPr>
+      <w:r>
+        <w:rPr>
+          <w:b w:val="0"/>
+          <w:i/>
+          <w:color w:val="505050"/>
+          <w:sz w:val="18"/>
+        </w:rPr>
+        <w:t>Обязательная отработка по распределению; параллельно вела ассистентские проекты.</w:t>
+      </w:r>
+    </w:p>
+    <w:p>
+      <w:pPr>
+        <w:spacing w:after="0" w:before="80"/>
       </w:pPr>
       <w:r>
         <w:rPr>
@@ -441,7 +481,7 @@
           <w:color w:val="505050"/>
           <w:sz w:val="18"/>
         </w:rPr>
-        <w:t>Просчёт смет, снабжение объектов, найм бригад, платежи и документы; до 5 объектов в работе одновременно.</w:t>
+        <w:t>Сметы, снабжение объектов, найм бригад, платежи и документы; до 5 объектов одновременно.</w:t>
       </w:r>
     </w:p>
     <w:p>
@@ -458,7 +498,47 @@
     </w:p>
     <w:p>
       <w:pPr>
-        <w:spacing w:after="0" w:before="120"/>
+        <w:spacing w:after="0" w:before="80"/>
+      </w:pPr>
+      <w:r>
+        <w:rPr>
+          <w:b w:val="0"/>
+          <w:sz w:val="18"/>
+        </w:rPr>
+        <w:t xml:space="preserve">09.2022 — 06.2023 | </w:t>
+      </w:r>
+      <w:r>
+        <w:rPr>
+          <w:b/>
+          <w:sz w:val="18"/>
+        </w:rPr>
+        <w:t>Преподаватель картографических дисциплин; специалист по обеспечению учебного процесса</w:t>
+      </w:r>
+      <w:r>
+        <w:rPr>
+          <w:b/>
+          <w:sz w:val="18"/>
+        </w:rPr>
+        <w:t>, БГУ, Минск</w:t>
+      </w:r>
+    </w:p>
+    <w:p>
+      <w:pPr>
+        <w:spacing w:after="20" w:before="0"/>
+      </w:pPr>
+      <w:r>
+        <w:rPr>
+          <w:b w:val="0"/>
+          <w:i/>
+          <w:color w:val="505050"/>
+          <w:sz w:val="18"/>
+        </w:rPr>
+        <w:t>Во время магистратуры: практические и лабораторные занятия, организация учебного процесса на кафедре.</w:t>
+      </w:r>
+    </w:p>
+    <w:p>
+      <w:pPr>
+        <w:spacing w:after="0" w:before="80"/>
       </w:pPr>
       <w:r>
         <w:rPr>
@@ -510,13 +590,13 @@
     </w:p>
     <w:p>
       <w:pPr>
-        <w:spacing w:after="20" w:before="140"/>
+        <w:spacing w:after="20" w:before="100"/>
       </w:pPr>
       <w:r>
         <w:rPr>
           <w:b/>
           <w:i w:val="0"/>
-          <w:sz w:val="22"/>
+          <w:sz w:val="21"/>
         </w:rPr>
         <w:t>Образование</w:t>
       </w:r>
@@ -555,6 +635,19 @@
     </w:p>
     <w:p>
       <w:pPr>
+        <w:spacing w:after="0" w:before="0"/>
+      </w:pPr>
+      <w:r>
+        <w:rPr>
+          <w:b w:val="0"/>
+          <w:i w:val="0"/>
+          <w:sz w:val="18"/>
+        </w:rPr>
+        <w:t>Направление: картографо-геодезическая деятельность, специалист; магистр географических наук</w:t>
+      </w:r>
+    </w:p>
+    <w:p>
+      <w:pPr>
         <w:spacing w:after="20" w:before="0"/>
       </w:pPr>
       <w:r>
@@ -563,7 +656,7 @@
           <w:i w:val="0"/>
           <w:sz w:val="18"/>
         </w:rPr>
-        <w:t>Направление: картографо-геодезическая деятельность, специалист; магистр географических наук</w:t>
+        <w:t>Научная работа: анализ способов изображения плотности населения Беларуси. Председатель жилищно-бытовой комиссии профкома факультета: документооборот, база данных, заселение студентов.</w:t>
       </w:r>
     </w:p>
     <w:p>
@@ -594,13 +687,13 @@
     </w:p>
     <w:p>
       <w:pPr>
-        <w:spacing w:after="20" w:before="140"/>
+        <w:spacing w:after="20" w:before="100"/>
       </w:pPr>
       <w:r>
         <w:rPr>
           <w:b/>
           <w:i w:val="0"/>
-          <w:sz w:val="22"/>
+          <w:sz w:val="21"/>
         </w:rPr>
         <w:t>Профессиональные сертификаты</w:t>
       </w:r>
@@ -620,13 +713,13 @@
     </w:p>
     <w:p>
       <w:pPr>
-        <w:spacing w:after="20" w:before="140"/>
+        <w:spacing w:after="20" w:before="100"/>
       </w:pPr>
       <w:r>
         <w:rPr>
           <w:b/>
           <w:i w:val="0"/>
-          <w:sz w:val="22"/>
+          <w:sz w:val="21"/>
         </w:rPr>
         <w:t>Навыки</w:t>
       </w:r>
@@ -766,7 +859,7 @@
     </w:p>
     <w:sectPr>
       <w:pgSz w:w="12240" w:h="15840"/>
-      <w:pgMar w:top="624" w:right="794" w:bottom="567" w:left="794" w:header="720" w:footer="720" w:gutter="0"/>
+      <w:pgMar w:top="510" w:right="680" w:bottom="510" w:left="680" w:header="720" w:footer="720" w:gutter="0"/>
       <w:cols w:space="720"/>
       <w:docGrid w:linePitch="360"/>
     </w:sectPr>
@@ -1138,7 +1231,7 @@
     <w:qFormat/>
     <w:rsid w:val="00FC693F"/>
     <w:pPr>
-      <w:spacing w:after="0" w:line="240" w:lineRule="auto"/>
+      <w:spacing w:after="0" w:line="233" w:lineRule="auto"/>
     </w:pPr>
     <w:rPr>
       <w:rFonts w:ascii="Calibri" w:hAnsi="Calibri"/>

--- a/olga-resume-bigdata.docx
+++ b/olga-resume-bigdata.docx
@@ -23,7 +23,7 @@
         <w:rPr>
           <w:b w:val="0"/>
           <w:i w:val="0"/>
-          <w:sz w:val="18"/>
+          <w:sz w:val="17"/>
         </w:rPr>
         <w:t>oljadamovna@gmail.com · Тел. +375 29 294-21-82 · Telegram @bolik_olik · Минск, Беларусь</w:t>
       </w:r>
@@ -36,7 +36,7 @@
         <w:rPr>
           <w:b w:val="0"/>
           <w:i w:val="0"/>
-          <w:sz w:val="18"/>
+          <w:sz w:val="17"/>
         </w:rPr>
         <w:t>rozzhalovetsolga.github.io/portfolio · github.com/rozzhalovetsolga · linkedin.com/in/olga-rozzhalovets52967a2a3</w:t>
       </w:r>
@@ -49,7 +49,7 @@
         <w:rPr>
           <w:b w:val="0"/>
           <w:i w:val="0"/>
-          <w:sz w:val="18"/>
+          <w:sz w:val="17"/>
         </w:rPr>
         <w:t>Английский: B1 (Intermediate) по CEFR</w:t>
       </w:r>
@@ -62,7 +62,7 @@
         <w:rPr>
           <w:b w:val="0"/>
           <w:i w:val="0"/>
-          <w:sz w:val="18"/>
+          <w:sz w:val="17"/>
         </w:rPr>
         <w:t>Формат: удалённо (предпочтительно), гибрид, офис; готова к релокации и командировкам</w:t>
       </w:r>
@@ -82,7 +82,7 @@
     </w:p>
     <w:p>
       <w:pPr>
-        <w:spacing w:after="20" w:before="100"/>
+        <w:spacing w:after="20" w:before="80"/>
       </w:pPr>
       <w:r>
         <w:rPr>
@@ -100,21 +100,21 @@
       <w:r>
         <w:rPr>
           <w:b w:val="0"/>
-          <w:sz w:val="18"/>
+          <w:sz w:val="17"/>
         </w:rPr>
         <w:t xml:space="preserve">03.2025 — 09.2026 | </w:t>
       </w:r>
       <w:r>
         <w:rPr>
           <w:b/>
-          <w:sz w:val="18"/>
+          <w:sz w:val="17"/>
         </w:rPr>
         <w:t>Аналитик данных и руководитель проекта</w:t>
       </w:r>
       <w:r>
         <w:rPr>
           <w:b/>
-          <w:sz w:val="18"/>
+          <w:sz w:val="17"/>
         </w:rPr>
         <w:t>, BCH Labs, удалённо</w:t>
       </w:r>
@@ -128,7 +128,7 @@
           <w:b w:val="0"/>
           <w:i/>
           <w:color w:val="505050"/>
-          <w:sz w:val="18"/>
+          <w:sz w:val="17"/>
         </w:rPr>
         <w:t>Торговый бот на блокчейне Solana. Данные — поток on-chain событий и история за месяцы торгов; ClickHouse (кластер с шардированием) и PostgreSQL. Команда до 5 человек: DevOps, ML-инженер, Rust-разработчики.</w:t>
       </w:r>
@@ -141,7 +141,7 @@
         <w:rPr>
           <w:b/>
           <w:i w:val="0"/>
-          <w:sz w:val="18"/>
+          <w:sz w:val="17"/>
         </w:rPr>
         <w:t>Ключевые проекты:</w:t>
       </w:r>
@@ -154,7 +154,7 @@
         <w:rPr>
           <w:b/>
           <w:i w:val="0"/>
-          <w:sz w:val="18"/>
+          <w:sz w:val="17"/>
         </w:rPr>
         <w:t>Хранилище исторических данных и витрины (2025—2026)</w:t>
       </w:r>
@@ -168,7 +168,7 @@
           <w:b w:val="0"/>
           <w:i/>
           <w:color w:val="505050"/>
-          <w:sz w:val="18"/>
+          <w:sz w:val="17"/>
         </w:rPr>
         <w:t>База, на которой считаются признаки, бэктесты и рыночные метрики.</w:t>
       </w:r>
@@ -180,7 +180,7 @@
       </w:pPr>
       <w:r>
         <w:rPr>
-          <w:sz w:val="18"/>
+          <w:sz w:val="17"/>
         </w:rPr>
         <w:t>— Вела структуру таблиц, репарсинг сырых транзакций в события и дозагрузку пропущенных периодов по эпохам</w:t>
       </w:r>
@@ -192,21 +192,9 @@
       </w:pPr>
       <w:r>
         <w:rPr>
-          <w:sz w:val="18"/>
+          <w:sz w:val="17"/>
         </w:rPr>
         <w:t>— Написала миграции и DDL: таблицы признаков, разметки кошельков, рыночных метрик; ReplacingMergeTree и Distributed-таблицы</w:t>
-      </w:r>
-    </w:p>
-    <w:p>
-      <w:pPr>
-        <w:spacing w:after="0"/>
-        <w:ind w:left="283" w:hanging="159"/>
-      </w:pPr>
-      <w:r>
-        <w:rPr>
-          <w:sz w:val="18"/>
-        </w:rPr>
-        <w:t>— Собрала витрину рыночных метрик: срезы по эпохам, гистограммы, метрики по площадкам, бэкфилл истории</w:t>
       </w:r>
     </w:p>
     <w:p>
@@ -217,13 +205,13 @@
       <w:r>
         <w:rPr>
           <w:b/>
-          <w:sz w:val="18"/>
+          <w:sz w:val="17"/>
         </w:rPr>
         <w:t xml:space="preserve">— Результат: </w:t>
       </w:r>
       <w:r>
         <w:rPr>
-          <w:sz w:val="18"/>
+          <w:sz w:val="17"/>
         </w:rPr>
         <w:t>команда получила единую историческую базу, на которой воспроизводимо считаются признаки и бэктесты</w:t>
       </w:r>
@@ -236,7 +224,7 @@
         <w:rPr>
           <w:b/>
           <w:i w:val="0"/>
-          <w:sz w:val="18"/>
+          <w:sz w:val="17"/>
         </w:rPr>
         <w:t>Дашборды и мониторинг в Grafana (2025—2026)</w:t>
       </w:r>
@@ -250,7 +238,7 @@
           <w:b w:val="0"/>
           <w:i/>
           <w:color w:val="505050"/>
-          <w:sz w:val="18"/>
+          <w:sz w:val="17"/>
         </w:rPr>
         <w:t>Команда должна видеть результаты и здоровье рынка без ручных выгрузок.</w:t>
       </w:r>
@@ -262,7 +250,7 @@
       </w:pPr>
       <w:r>
         <w:rPr>
-          <w:sz w:val="18"/>
+          <w:sz w:val="17"/>
         </w:rPr>
         <w:t>— Собрала и вела три дашборда: анализ торговой сессии (15 панелей), paper-trading (10), здоровье рынка (10)</w:t>
       </w:r>
@@ -274,7 +262,7 @@
       </w:pPr>
       <w:r>
         <w:rPr>
-          <w:sz w:val="18"/>
+          <w:sz w:val="17"/>
         </w:rPr>
         <w:t>— Все 35 панелей считают метрики запросами к базе, конфигурация ведётся через API Grafana</w:t>
       </w:r>
@@ -286,7 +274,7 @@
       </w:pPr>
       <w:r>
         <w:rPr>
-          <w:sz w:val="18"/>
+          <w:sz w:val="17"/>
         </w:rPr>
         <w:t>— Починила кросс-табличные джойны на распределённых таблицах: 28 панелей вернулись из состояния No data</w:t>
       </w:r>
@@ -299,13 +287,13 @@
       <w:r>
         <w:rPr>
           <w:b/>
-          <w:sz w:val="18"/>
+          <w:sz w:val="17"/>
         </w:rPr>
         <w:t xml:space="preserve">— Результат: </w:t>
       </w:r>
       <w:r>
         <w:rPr>
-          <w:sz w:val="18"/>
+          <w:sz w:val="17"/>
         </w:rPr>
         <w:t>PnL, проскальзывание и рыночные метрики стали доступны команде в реальном времени, без ручных выгрузок</w:t>
       </w:r>
@@ -318,7 +306,7 @@
         <w:rPr>
           <w:b/>
           <w:i w:val="0"/>
-          <w:sz w:val="18"/>
+          <w:sz w:val="17"/>
         </w:rPr>
         <w:t>Классификатор кошельков и ML-модели (2026)</w:t>
       </w:r>
@@ -332,7 +320,7 @@
           <w:b w:val="0"/>
           <w:i/>
           <w:color w:val="505050"/>
-          <w:sz w:val="18"/>
+          <w:sz w:val="17"/>
         </w:rPr>
         <w:t>Выделить из потока on-chain событий кошельки, чьи сделки имеет смысл копировать.</w:t>
       </w:r>
@@ -344,7 +332,7 @@
       </w:pPr>
       <w:r>
         <w:rPr>
-          <w:sz w:val="18"/>
+          <w:sz w:val="17"/>
         </w:rPr>
         <w:t>— Построила SQL-пайплайн из 12 шагов: PnL по токенам, детект ботов, агрегация статистики, классификация, гейты, граф переводов</w:t>
       </w:r>
@@ -356,7 +344,7 @@
       </w:pPr>
       <w:r>
         <w:rPr>
-          <w:sz w:val="18"/>
+          <w:sz w:val="17"/>
         </w:rPr>
         <w:t>— Спроектировала признаки на реализованном PnL: win rate, profit factor, композитный skill score</w:t>
       </w:r>
@@ -368,7 +356,7 @@
       </w:pPr>
       <w:r>
         <w:rPr>
-          <w:sz w:val="18"/>
+          <w:sz w:val="17"/>
         </w:rPr>
         <w:t>— Обучила четыре версии моделей на LightGBM: кросс-валидация, калибровка, оценка через ROC-AUC и precision-recall</w:t>
       </w:r>
@@ -380,7 +368,7 @@
       </w:pPr>
       <w:r>
         <w:rPr>
-          <w:sz w:val="18"/>
+          <w:sz w:val="17"/>
         </w:rPr>
         <w:t>— Провела A/B/C/D-эксперимент по параметрам исполнения и форвард-тест на 9 сессиях (~780 сделок)</w:t>
       </w:r>
@@ -393,13 +381,13 @@
       <w:r>
         <w:rPr>
           <w:b/>
-          <w:sz w:val="18"/>
+          <w:sz w:val="17"/>
         </w:rPr>
         <w:t xml:space="preserve">— Результат: </w:t>
       </w:r>
       <w:r>
         <w:rPr>
-          <w:sz w:val="18"/>
+          <w:sz w:val="17"/>
         </w:rPr>
         <w:t>кросс-проверка через внешний REST API дала 0,5% ложных срабатываний; четыре гипотезы роста доходности закрыты количественно</w:t>
       </w:r>
@@ -411,21 +399,113 @@
       <w:r>
         <w:rPr>
           <w:b w:val="0"/>
-          <w:sz w:val="18"/>
+          <w:sz w:val="17"/>
+        </w:rPr>
+        <w:t xml:space="preserve">03.2024 — 08.2025 | </w:t>
+      </w:r>
+      <w:r>
+        <w:rPr>
+          <w:b/>
+          <w:sz w:val="17"/>
+        </w:rPr>
+        <w:t>Технический ассистент</w:t>
+      </w:r>
+      <w:r>
+        <w:rPr>
+          <w:b/>
+          <w:sz w:val="17"/>
+        </w:rPr>
+        <w:t>, психологические группы, психолог с аудиторией 31,2 тыс., удалённо</w:t>
+      </w:r>
+    </w:p>
+    <w:p>
+      <w:pPr>
+        <w:spacing w:after="20" w:before="0"/>
+      </w:pPr>
+      <w:r>
+        <w:rPr>
+          <w:b w:val="0"/>
+          <w:i/>
+          <w:color w:val="505050"/>
+          <w:sz w:val="17"/>
+        </w:rPr>
+        <w:t>1 год 5 месяцев, параллельно с ETICO.BY. GetCourse и Zoom, раздача материалов, модерация чатов, контроль оплат — за ведущим оставалось только содержание работы.</w:t>
+      </w:r>
+    </w:p>
+    <w:p>
+      <w:pPr>
+        <w:spacing w:after="0" w:before="80"/>
+      </w:pPr>
+      <w:r>
+        <w:rPr>
+          <w:b w:val="0"/>
+          <w:sz w:val="17"/>
+        </w:rPr>
+        <w:t xml:space="preserve">11.2023 — 04.2025 | </w:t>
+      </w:r>
+      <w:r>
+        <w:rPr>
+          <w:b/>
+          <w:sz w:val="17"/>
+        </w:rPr>
+        <w:t>Бизнес-ассистент основателя</w:t>
+      </w:r>
+      <w:r>
+        <w:rPr>
+          <w:b/>
+          <w:sz w:val="17"/>
+        </w:rPr>
+        <w:t>, ETICO.BY, студия премиального ремонта, Минск</w:t>
+      </w:r>
+    </w:p>
+    <w:p>
+      <w:pPr>
+        <w:spacing w:after="20" w:before="0"/>
+      </w:pPr>
+      <w:r>
+        <w:rPr>
+          <w:b w:val="0"/>
+          <w:i/>
+          <w:color w:val="505050"/>
+          <w:sz w:val="17"/>
+        </w:rPr>
+        <w:t>Сметы, снабжение объектов, найм бригад, платежи и документы; до 5 объектов одновременно.</w:t>
+      </w:r>
+    </w:p>
+    <w:p>
+      <w:pPr>
+        <w:spacing w:after="0"/>
+        <w:ind w:left="283" w:hanging="159"/>
+      </w:pPr>
+      <w:r>
+        <w:rPr>
+          <w:sz w:val="17"/>
+        </w:rPr>
+        <w:t>— Отвечала за расчёты и деньги: сметы, закупки, платежи — ошибка в цифрах видна заказчику сразу</w:t>
+      </w:r>
+    </w:p>
+    <w:p>
+      <w:pPr>
+        <w:spacing w:after="0" w:before="80"/>
+      </w:pPr>
+      <w:r>
+        <w:rPr>
+          <w:b w:val="0"/>
+          <w:sz w:val="17"/>
         </w:rPr>
         <w:t xml:space="preserve">08.2023 — 04.2025 | </w:t>
       </w:r>
       <w:r>
         <w:rPr>
           <w:b/>
-          <w:sz w:val="18"/>
+          <w:sz w:val="17"/>
         </w:rPr>
         <w:t>Картограф-редактор</w:t>
       </w:r>
       <w:r>
         <w:rPr>
           <w:b/>
-          <w:sz w:val="18"/>
+          <w:sz w:val="17"/>
         </w:rPr>
         <w:t>, картографическое предприятие, Минск</w:t>
       </w:r>
@@ -439,7 +519,7 @@
           <w:b w:val="0"/>
           <w:i/>
           <w:color w:val="505050"/>
-          <w:sz w:val="18"/>
+          <w:sz w:val="17"/>
         </w:rPr>
         <w:t>Обязательная отработка по распределению; параллельно вела ассистентские проекты.</w:t>
       </w:r>
@@ -451,23 +531,23 @@
       <w:r>
         <w:rPr>
           <w:b w:val="0"/>
-          <w:sz w:val="18"/>
+          <w:sz w:val="17"/>
         </w:rPr>
-        <w:t xml:space="preserve">11.2023 — 04.2025 | </w:t>
+        <w:t xml:space="preserve">07.2023 — 11.2023 | </w:t>
       </w:r>
       <w:r>
         <w:rPr>
           <w:b/>
-          <w:sz w:val="18"/>
+          <w:sz w:val="17"/>
         </w:rPr>
-        <w:t>Бизнес-ассистент основателя</w:t>
+        <w:t>Ассистент по контенту и продакшену</w:t>
       </w:r>
       <w:r>
         <w:rPr>
           <w:b/>
-          <w:sz w:val="18"/>
+          <w:sz w:val="17"/>
         </w:rPr>
-        <w:t>, ETICO.BY, студия премиального ремонта, Минск</w:t>
+        <w:t>, инфобизнес: блог и онлайн-курс, Минск и удалённо</w:t>
       </w:r>
     </w:p>
     <w:p>
@@ -479,21 +559,9 @@
           <w:b w:val="0"/>
           <w:i/>
           <w:color w:val="505050"/>
-          <w:sz w:val="18"/>
+          <w:sz w:val="17"/>
         </w:rPr>
-        <w:t>Сметы, снабжение объектов, найм бригад, платежи и документы; до 5 объектов одновременно.</w:t>
-      </w:r>
-    </w:p>
-    <w:p>
-      <w:pPr>
-        <w:spacing w:after="0"/>
-        <w:ind w:left="283" w:hanging="159"/>
-      </w:pPr>
-      <w:r>
-        <w:rPr>
-          <w:sz w:val="18"/>
-        </w:rPr>
-        <w:t>— Отвечала за расчёты и деньги: сметы, закупки, платежи — ошибка в цифрах видна заказчику сразу</w:t>
+        <w:t>Плотная загрузка 3–4 часа в день. Съёмки и монтаж курса (CapCut, Canva), Reels для блога, бронирование студий и жилья, ресёрч по ТЗ — курс доведён с «бумаги» до готового к запуску.</w:t>
       </w:r>
     </w:p>
     <w:p>
@@ -503,21 +571,21 @@
       <w:r>
         <w:rPr>
           <w:b w:val="0"/>
-          <w:sz w:val="18"/>
+          <w:sz w:val="17"/>
         </w:rPr>
         <w:t xml:space="preserve">09.2022 — 06.2023 | </w:t>
       </w:r>
       <w:r>
         <w:rPr>
           <w:b/>
-          <w:sz w:val="18"/>
+          <w:sz w:val="17"/>
         </w:rPr>
         <w:t>Преподаватель картографических дисциплин; специалист по обеспечению учебного процесса</w:t>
       </w:r>
       <w:r>
         <w:rPr>
           <w:b/>
-          <w:sz w:val="18"/>
+          <w:sz w:val="17"/>
         </w:rPr>
         <w:t>, БГУ, Минск</w:t>
       </w:r>
@@ -531,7 +599,7 @@
           <w:b w:val="0"/>
           <w:i/>
           <w:color w:val="505050"/>
-          <w:sz w:val="18"/>
+          <w:sz w:val="17"/>
         </w:rPr>
         <w:t>Во время магистратуры: практические и лабораторные занятия, организация учебного процесса на кафедре.</w:t>
       </w:r>
@@ -543,23 +611,23 @@
       <w:r>
         <w:rPr>
           <w:b w:val="0"/>
-          <w:sz w:val="18"/>
+          <w:sz w:val="17"/>
         </w:rPr>
-        <w:t xml:space="preserve">09.2016 — 08.2025 | </w:t>
+        <w:t xml:space="preserve">09.2016 — 11.2019 | </w:t>
       </w:r>
       <w:r>
         <w:rPr>
           <w:b/>
-          <w:sz w:val="18"/>
+          <w:sz w:val="17"/>
         </w:rPr>
         <w:t>Ассистент руководителя</w:t>
       </w:r>
       <w:r>
         <w:rPr>
           <w:b/>
-          <w:sz w:val="18"/>
+          <w:sz w:val="17"/>
         </w:rPr>
-        <w:t>, CT-EXPRESS (09.2016—11.2019), инфобизнес (2023), психогруппы (2024—2025)</w:t>
+        <w:t>, онлайн-школа CT-EXPRESS, Минск</w:t>
       </w:r>
     </w:p>
     <w:p>
@@ -571,26 +639,14 @@
           <w:b w:val="0"/>
           <w:i/>
           <w:color w:val="505050"/>
-          <w:sz w:val="18"/>
+          <w:sz w:val="17"/>
         </w:rPr>
-        <w:t>Первая работа с 11 класса: учебные группы и потоки, контент, мероприятия, техническое ведение групп в GetCourse и Zoom.</w:t>
+        <w:t>Первая работа, с 11 класса, 3 года 2 месяца. Учебные группы и чаты, визуал, мероприятия, запуск Instagram — школа выросла с одного предмета до трёх.</w:t>
       </w:r>
     </w:p>
     <w:p>
       <w:pPr>
-        <w:spacing w:after="0"/>
-        <w:ind w:left="283" w:hanging="159"/>
-      </w:pPr>
-      <w:r>
-        <w:rPr>
-          <w:sz w:val="18"/>
-        </w:rPr>
-        <w:t>— Отчётность по потокам и оплатам; школа выросла с одного предмета до трёх</w:t>
-      </w:r>
-    </w:p>
-    <w:p>
-      <w:pPr>
-        <w:spacing w:after="20" w:before="100"/>
+        <w:spacing w:after="20" w:before="80"/>
       </w:pPr>
       <w:r>
         <w:rPr>
@@ -608,14 +664,14 @@
       <w:r>
         <w:rPr>
           <w:b w:val="0"/>
-          <w:sz w:val="18"/>
+          <w:sz w:val="17"/>
         </w:rPr>
         <w:t xml:space="preserve">2017 — 2023 | </w:t>
       </w:r>
       <w:r>
         <w:rPr>
           <w:b/>
-          <w:sz w:val="18"/>
+          <w:sz w:val="17"/>
         </w:rPr>
         <w:t>Белорусский государственный университет, Минск</w:t>
       </w:r>
@@ -628,7 +684,7 @@
         <w:rPr>
           <w:b w:val="0"/>
           <w:i w:val="0"/>
-          <w:sz w:val="18"/>
+          <w:sz w:val="17"/>
         </w:rPr>
         <w:t>Факультет географии и геоинформатики, кафедра геодезии и космоаэрокартографии</w:t>
       </w:r>
@@ -641,7 +697,7 @@
         <w:rPr>
           <w:b w:val="0"/>
           <w:i w:val="0"/>
-          <w:sz w:val="18"/>
+          <w:sz w:val="17"/>
         </w:rPr>
         <w:t>Направление: картографо-геодезическая деятельность, специалист; магистр географических наук</w:t>
       </w:r>
@@ -654,7 +710,7 @@
         <w:rPr>
           <w:b w:val="0"/>
           <w:i w:val="0"/>
-          <w:sz w:val="18"/>
+          <w:sz w:val="17"/>
         </w:rPr>
         <w:t>Научная работа: анализ способов изображения плотности населения Беларуси. Председатель жилищно-бытовой комиссии профкома факультета: документооборот, база данных, заселение студентов.</w:t>
       </w:r>
@@ -666,28 +722,28 @@
       <w:r>
         <w:rPr>
           <w:b w:val="0"/>
-          <w:sz w:val="18"/>
+          <w:sz w:val="17"/>
         </w:rPr>
         <w:t xml:space="preserve">июль 2026 | </w:t>
       </w:r>
       <w:r>
         <w:rPr>
           <w:b/>
-          <w:sz w:val="18"/>
+          <w:sz w:val="17"/>
         </w:rPr>
         <w:t>Образовательный центр BELHARD</w:t>
       </w:r>
       <w:r>
         <w:rPr>
           <w:b w:val="0"/>
-          <w:sz w:val="18"/>
+          <w:sz w:val="17"/>
         </w:rPr>
         <w:t xml:space="preserve"> — «Аналитик данных с нуля»: SQL и оконные функции, статистика и A/B-тесты, Python, BI-дашборды</w:t>
       </w:r>
     </w:p>
     <w:p>
       <w:pPr>
-        <w:spacing w:after="20" w:before="100"/>
+        <w:spacing w:after="20" w:before="80"/>
       </w:pPr>
       <w:r>
         <w:rPr>
@@ -706,14 +762,14 @@
         <w:rPr>
           <w:b w:val="0"/>
           <w:i w:val="0"/>
-          <w:sz w:val="18"/>
+          <w:sz w:val="17"/>
         </w:rPr>
         <w:t>июль 2026 | Сертификат об окончании курса «Аналитик данных с нуля», Образовательный центр BELHARD</w:t>
       </w:r>
     </w:p>
     <w:p>
       <w:pPr>
-        <w:spacing w:after="20" w:before="100"/>
+        <w:spacing w:after="20" w:before="80"/>
       </w:pPr>
       <w:r>
         <w:rPr>
@@ -731,16 +787,16 @@
       <w:r>
         <w:rPr>
           <w:b/>
-          <w:sz w:val="18"/>
+          <w:sz w:val="17"/>
         </w:rPr>
         <w:t xml:space="preserve">SQL: </w:t>
       </w:r>
       <w:r>
         <w:rPr>
           <w:b w:val="0"/>
-          <w:sz w:val="18"/>
+          <w:sz w:val="17"/>
         </w:rPr>
-        <w:t>ClickHouse и PostgreSQL: агрегации, подзапросы и CTE, оконные функции, миграции и DDL, оптимизация запросов</w:t>
+        <w:t>ClickHouse и PostgreSQL: CTE, оконные функции, миграции и DDL, оптимизация запросов</w:t>
       </w:r>
     </w:p>
     <w:p>
@@ -750,16 +806,16 @@
       <w:r>
         <w:rPr>
           <w:b/>
-          <w:sz w:val="18"/>
+          <w:sz w:val="17"/>
         </w:rPr>
         <w:t xml:space="preserve">Python: </w:t>
       </w:r>
       <w:r>
         <w:rPr>
           <w:b w:val="0"/>
-          <w:sz w:val="18"/>
+          <w:sz w:val="17"/>
         </w:rPr>
-        <w:t>pandas, numpy, LightGBM, scikit-learn (ROC-AUC, precision-recall), clickhouse-connect</w:t>
+        <w:t>pandas, numpy, LightGBM, scikit-learn, clickhouse-connect</w:t>
       </w:r>
     </w:p>
     <w:p>
@@ -769,16 +825,16 @@
       <w:r>
         <w:rPr>
           <w:b/>
-          <w:sz w:val="18"/>
+          <w:sz w:val="17"/>
         </w:rPr>
-        <w:t xml:space="preserve">Данные: </w:t>
+        <w:t xml:space="preserve">Данные и BI: </w:t>
       </w:r>
       <w:r>
         <w:rPr>
           <w:b w:val="0"/>
-          <w:sz w:val="18"/>
+          <w:sz w:val="17"/>
         </w:rPr>
-        <w:t>кластер ClickHouse с шардированием, репарсинг и бэкфилл истории, внешние источники и REST API</w:t>
+        <w:t>кластер ClickHouse с шардированием, репарсинг и бэкфилл истории, REST API; Grafana — панели на SQL, конфигурация через API</w:t>
       </w:r>
     </w:p>
     <w:p>
@@ -788,16 +844,16 @@
       <w:r>
         <w:rPr>
           <w:b/>
-          <w:sz w:val="18"/>
+          <w:sz w:val="17"/>
         </w:rPr>
-        <w:t xml:space="preserve">Визуализация и BI: </w:t>
+        <w:t xml:space="preserve">Статистика и ML: </w:t>
       </w:r>
       <w:r>
         <w:rPr>
           <w:b w:val="0"/>
-          <w:sz w:val="18"/>
+          <w:sz w:val="17"/>
         </w:rPr>
-        <w:t>Grafana: дашборды и панели на SQL, конфигурация через API</w:t>
+        <w:t>A/B-тесты, калибровка вероятностей, кросс-валидация, контроль ошибки выжившего</w:t>
       </w:r>
     </w:p>
     <w:p>
@@ -807,52 +863,14 @@
       <w:r>
         <w:rPr>
           <w:b/>
-          <w:sz w:val="18"/>
-        </w:rPr>
-        <w:t xml:space="preserve">Статистика и ML: </w:t>
-      </w:r>
-      <w:r>
-        <w:rPr>
-          <w:b w:val="0"/>
-          <w:sz w:val="18"/>
-        </w:rPr>
-        <w:t>A/B-тесты, проверка гипотез, калибровка вероятностей, кросс-валидация, контроль ошибки выжившего</w:t>
-      </w:r>
-    </w:p>
-    <w:p>
-      <w:pPr>
-        <w:spacing w:after="0" w:before="0"/>
-      </w:pPr>
-      <w:r>
-        <w:rPr>
-          <w:b/>
-          <w:sz w:val="18"/>
-        </w:rPr>
-        <w:t xml:space="preserve">Инженерия: </w:t>
-      </w:r>
-      <w:r>
-        <w:rPr>
-          <w:b w:val="0"/>
-          <w:sz w:val="18"/>
-        </w:rPr>
-        <w:t>Rust — базовый уровень, участие в продакшн-коде; Git, GitHub, Docker, Linux, Notion</w:t>
-      </w:r>
-    </w:p>
-    <w:p>
-      <w:pPr>
-        <w:spacing w:after="0" w:before="0"/>
-      </w:pPr>
-      <w:r>
-        <w:rPr>
-          <w:b/>
-          <w:sz w:val="18"/>
+          <w:sz w:val="17"/>
         </w:rPr>
         <w:t xml:space="preserve">Языки: </w:t>
       </w:r>
       <w:r>
         <w:rPr>
           <w:b w:val="0"/>
-          <w:sz w:val="18"/>
+          <w:sz w:val="17"/>
         </w:rPr>
         <w:t>русский — родной; английский — B1 (Intermediate)</w:t>
       </w:r>
@@ -1231,11 +1249,11 @@
     <w:qFormat/>
     <w:rsid w:val="00FC693F"/>
     <w:pPr>
-      <w:spacing w:after="0" w:line="233" w:lineRule="auto"/>
+      <w:spacing w:after="0" w:line="228" w:lineRule="auto"/>
     </w:pPr>
     <w:rPr>
       <w:rFonts w:ascii="Calibri" w:hAnsi="Calibri"/>
-      <w:sz w:val="18"/>
+      <w:sz w:val="17"/>
     </w:rPr>
   </w:style>
   <w:style w:type="paragraph" w:styleId="Header">

--- a/olga-resume-bigdata.docx
+++ b/olga-resume-bigdata.docx
@@ -401,98 +401,6 @@
           <w:b w:val="0"/>
           <w:sz w:val="17"/>
         </w:rPr>
-        <w:t xml:space="preserve">03.2024 — 08.2025 | </w:t>
-      </w:r>
-      <w:r>
-        <w:rPr>
-          <w:b/>
-          <w:sz w:val="17"/>
-        </w:rPr>
-        <w:t>Технический ассистент</w:t>
-      </w:r>
-      <w:r>
-        <w:rPr>
-          <w:b/>
-          <w:sz w:val="17"/>
-        </w:rPr>
-        <w:t>, психологические группы, психолог с аудиторией 31,2 тыс., удалённо</w:t>
-      </w:r>
-    </w:p>
-    <w:p>
-      <w:pPr>
-        <w:spacing w:after="20" w:before="0"/>
-      </w:pPr>
-      <w:r>
-        <w:rPr>
-          <w:b w:val="0"/>
-          <w:i/>
-          <w:color w:val="505050"/>
-          <w:sz w:val="17"/>
-        </w:rPr>
-        <w:t>1 год 5 месяцев, параллельно с ETICO.BY. GetCourse и Zoom, раздача материалов, модерация чатов, контроль оплат — за ведущим оставалось только содержание работы.</w:t>
-      </w:r>
-    </w:p>
-    <w:p>
-      <w:pPr>
-        <w:spacing w:after="0" w:before="80"/>
-      </w:pPr>
-      <w:r>
-        <w:rPr>
-          <w:b w:val="0"/>
-          <w:sz w:val="17"/>
-        </w:rPr>
-        <w:t xml:space="preserve">11.2023 — 04.2025 | </w:t>
-      </w:r>
-      <w:r>
-        <w:rPr>
-          <w:b/>
-          <w:sz w:val="17"/>
-        </w:rPr>
-        <w:t>Бизнес-ассистент основателя</w:t>
-      </w:r>
-      <w:r>
-        <w:rPr>
-          <w:b/>
-          <w:sz w:val="17"/>
-        </w:rPr>
-        <w:t>, ETICO.BY, студия премиального ремонта, Минск</w:t>
-      </w:r>
-    </w:p>
-    <w:p>
-      <w:pPr>
-        <w:spacing w:after="20" w:before="0"/>
-      </w:pPr>
-      <w:r>
-        <w:rPr>
-          <w:b w:val="0"/>
-          <w:i/>
-          <w:color w:val="505050"/>
-          <w:sz w:val="17"/>
-        </w:rPr>
-        <w:t>Сметы, снабжение объектов, найм бригад, платежи и документы; до 5 объектов одновременно.</w:t>
-      </w:r>
-    </w:p>
-    <w:p>
-      <w:pPr>
-        <w:spacing w:after="0"/>
-        <w:ind w:left="283" w:hanging="159"/>
-      </w:pPr>
-      <w:r>
-        <w:rPr>
-          <w:sz w:val="17"/>
-        </w:rPr>
-        <w:t>— Отвечала за расчёты и деньги: сметы, закупки, платежи — ошибка в цифрах видна заказчику сразу</w:t>
-      </w:r>
-    </w:p>
-    <w:p>
-      <w:pPr>
-        <w:spacing w:after="0" w:before="80"/>
-      </w:pPr>
-      <w:r>
-        <w:rPr>
-          <w:b w:val="0"/>
-          <w:sz w:val="17"/>
-        </w:rPr>
         <w:t xml:space="preserve">08.2023 — 04.2025 | </w:t>
       </w:r>
       <w:r>
@@ -526,122 +434,61 @@
     </w:p>
     <w:p>
       <w:pPr>
-        <w:spacing w:after="0" w:before="80"/>
+        <w:spacing w:after="0"/>
+        <w:ind w:left="283" w:hanging="159"/>
       </w:pPr>
       <w:r>
         <w:rPr>
-          <w:b w:val="0"/>
           <w:sz w:val="17"/>
         </w:rPr>
-        <w:t xml:space="preserve">07.2023 — 11.2023 | </w:t>
+        <w:t>— Редактировала картографическую продукцию: работа с геоданными, контроль точности и согласованности, вычитка перед выпуском</w:t>
+      </w:r>
+    </w:p>
+    <w:p>
+      <w:pPr>
+        <w:spacing w:after="0"/>
+        <w:ind w:left="283" w:hanging="283"/>
+      </w:pPr>
+      <w:r>
+        <w:rPr>
+          <w:sz w:val="17"/>
+        </w:rPr>
+        <w:t xml:space="preserve">09.2022 — 06.2023 · </w:t>
       </w:r>
       <w:r>
         <w:rPr>
           <w:b/>
           <w:sz w:val="17"/>
         </w:rPr>
-        <w:t>Ассистент по контенту и продакшену</w:t>
+        <w:t>Преподаватель картографических дисциплин; специалист кафедры, БГУ, Минск</w:t>
       </w:r>
+      <w:r>
+        <w:rPr>
+          <w:i/>
+          <w:color w:val="505050"/>
+          <w:sz w:val="17"/>
+        </w:rPr>
+        <w:t xml:space="preserve"> — занятия по картографии и обеспечение учебного процесса; научная работа по анализу плотности населения Беларуси</w:t>
+      </w:r>
+    </w:p>
+    <w:p>
+      <w:pPr>
+        <w:spacing w:before="100" w:after="0"/>
+      </w:pPr>
       <w:r>
         <w:rPr>
           <w:b/>
           <w:sz w:val="17"/>
         </w:rPr>
-        <w:t>, инфобизнес: блог и онлайн-курс, Минск и удалённо</w:t>
+        <w:t xml:space="preserve">Другой опыт (подробно — в портфолио): </w:t>
       </w:r>
-    </w:p>
-    <w:p>
-      <w:pPr>
-        <w:spacing w:after="20" w:before="0"/>
-      </w:pPr>
       <w:r>
         <w:rPr>
-          <w:b w:val="0"/>
           <w:i/>
           <w:color w:val="505050"/>
           <w:sz w:val="17"/>
         </w:rPr>
-        <w:t>Плотная загрузка 3–4 часа в день. Съёмки и монтаж курса (CapCut, Canva), Reels для блога, бронирование студий и жилья, ресёрч по ТЗ — курс доведён с «бумаги» до готового к запуску.</w:t>
-      </w:r>
-    </w:p>
-    <w:p>
-      <w:pPr>
-        <w:spacing w:after="0" w:before="80"/>
-      </w:pPr>
-      <w:r>
-        <w:rPr>
-          <w:b w:val="0"/>
-          <w:sz w:val="17"/>
-        </w:rPr>
-        <w:t xml:space="preserve">09.2022 — 06.2023 | </w:t>
-      </w:r>
-      <w:r>
-        <w:rPr>
-          <w:b/>
-          <w:sz w:val="17"/>
-        </w:rPr>
-        <w:t>Преподаватель картографических дисциплин; специалист по обеспечению учебного процесса</w:t>
-      </w:r>
-      <w:r>
-        <w:rPr>
-          <w:b/>
-          <w:sz w:val="17"/>
-        </w:rPr>
-        <w:t>, БГУ, Минск</w:t>
-      </w:r>
-    </w:p>
-    <w:p>
-      <w:pPr>
-        <w:spacing w:after="20" w:before="0"/>
-      </w:pPr>
-      <w:r>
-        <w:rPr>
-          <w:b w:val="0"/>
-          <w:i/>
-          <w:color w:val="505050"/>
-          <w:sz w:val="17"/>
-        </w:rPr>
-        <w:t>Во время магистратуры: практические и лабораторные занятия, организация учебного процесса на кафедре.</w:t>
-      </w:r>
-    </w:p>
-    <w:p>
-      <w:pPr>
-        <w:spacing w:after="0" w:before="80"/>
-      </w:pPr>
-      <w:r>
-        <w:rPr>
-          <w:b w:val="0"/>
-          <w:sz w:val="17"/>
-        </w:rPr>
-        <w:t xml:space="preserve">09.2016 — 11.2019 | </w:t>
-      </w:r>
-      <w:r>
-        <w:rPr>
-          <w:b/>
-          <w:sz w:val="17"/>
-        </w:rPr>
-        <w:t>Ассистент руководителя</w:t>
-      </w:r>
-      <w:r>
-        <w:rPr>
-          <w:b/>
-          <w:sz w:val="17"/>
-        </w:rPr>
-        <w:t>, онлайн-школа CT-EXPRESS, Минск</w:t>
-      </w:r>
-    </w:p>
-    <w:p>
-      <w:pPr>
-        <w:spacing w:after="20" w:before="0"/>
-      </w:pPr>
-      <w:r>
-        <w:rPr>
-          <w:b w:val="0"/>
-          <w:i/>
-          <w:color w:val="505050"/>
-          <w:sz w:val="17"/>
-        </w:rPr>
-        <w:t>Первая работа, с 11 класса, 3 года 2 месяца. Учебные группы и чаты, визуал, мероприятия, запуск Instagram — школа выросла с одного предмета до трёх.</w:t>
+        <w:t>03.2024 — 08.2025 технический ассистент психологических групп; 11.2023 — 04.2025 бизнес-ассистент основателя ETICO.BY; 07.2023 — 11.2023 ассистент по контенту в инфобизнесе; 09.2016 — 11.2019 ассистент руководителя онлайн-школы CT-EXPRESS.</w:t>
       </w:r>
     </w:p>
     <w:p>

--- a/olga-resume-bigdata.docx
+++ b/olga-resume-bigdata.docx
@@ -90,7 +90,7 @@
           <w:i w:val="0"/>
           <w:sz w:val="21"/>
         </w:rPr>
-        <w:t>Опыт работы (общий стаж: 7 лет 1 месяц)</w:t>
+        <w:t>Опыт работы (в аналитике данных 1 год 6 месяцев; в работе с геоданными ещё 1 год 8 месяцев; общий стаж 7 лет 1 месяц)</w:t>
       </w:r>
     </w:p>
     <w:p>
